--- a/SALE.docx
+++ b/SALE.docx
@@ -73,7 +73,21 @@
           <w:sz w:val="20"/>
           <w:szCs w:val="20"/>
         </w:rPr>
-        <w:t xml:space="preserve"> Created on personal hardware; no firm resources utilized.</w:t>
+        <w:t xml:space="preserve"> Created on personal hardware; no </w:t>
+      </w:r>
+      <w:r>
+        <w:rPr>
+          <w:sz w:val="20"/>
+          <w:szCs w:val="20"/>
+        </w:rPr>
+        <w:t>other</w:t>
+      </w:r>
+      <w:r>
+        <w:rPr>
+          <w:sz w:val="20"/>
+          <w:szCs w:val="20"/>
+        </w:rPr>
+        <w:t xml:space="preserve"> resources utilized.</w:t>
       </w:r>
     </w:p>
     <w:p>
@@ -159,7 +173,21 @@
           <w:sz w:val="20"/>
           <w:szCs w:val="20"/>
         </w:rPr>
-        <w:t xml:space="preserve"> This Instrument was developed by the author in his personal capacity as an open-source contribution to the venture capital ecosystem. </w:t>
+        <w:t xml:space="preserve"> This Instrument was developed by the author in his personal capacity as an open-source contribution to the </w:t>
+      </w:r>
+      <w:r>
+        <w:rPr>
+          <w:sz w:val="20"/>
+          <w:szCs w:val="20"/>
+        </w:rPr>
+        <w:t xml:space="preserve">startup and </w:t>
+      </w:r>
+      <w:r>
+        <w:rPr>
+          <w:sz w:val="20"/>
+          <w:szCs w:val="20"/>
+        </w:rPr>
+        <w:t xml:space="preserve">venture capital ecosystem. </w:t>
       </w:r>
       <w:r>
         <w:rPr>
@@ -421,9 +449,15 @@
         <w:rPr>
           <w:rFonts w:ascii="Times New Roman" w:eastAsia="Times New Roman" w:hAnsi="Times New Roman" w:cs="Times New Roman"/>
         </w:rPr>
-        <w:t>This SALE is one of the forms available at</w:t>
-      </w:r>
-      <w:hyperlink r:id="rId7">
+        <w:t xml:space="preserve">This SALE is one of the forms </w:t>
+      </w:r>
+      <w:r>
+        <w:rPr>
+          <w:rFonts w:ascii="Times New Roman" w:eastAsia="Times New Roman" w:hAnsi="Times New Roman" w:cs="Times New Roman"/>
+        </w:rPr>
+        <w:t>available at</w:t>
+      </w:r>
+      <w:hyperlink r:id="rId8">
         <w:r>
           <w:rPr>
             <w:rFonts w:ascii="Times New Roman" w:eastAsia="Times New Roman" w:hAnsi="Times New Roman" w:cs="Times New Roman"/>
@@ -433,9 +467,15 @@
       </w:hyperlink>
       <w:r>
         <w:rPr>
-          <w:rFonts w:ascii="Times New Roman" w:eastAsia="Times New Roman" w:hAnsi="Times New Roman" w:cs="Times New Roman"/>
-        </w:rPr>
-        <w:t>[LINK] and the Seller, Buyer and Company agree that none of them has modified the form, except to fill in blanks and bracketed terms.</w:t>
+          <w:rFonts w:ascii="Times New Roman" w:hAnsi="Times New Roman" w:cs="Times New Roman"/>
+        </w:rPr>
+        <w:t>simpleagreementforliquidity.com</w:t>
+      </w:r>
+      <w:r>
+        <w:rPr>
+          <w:rFonts w:ascii="Times New Roman" w:eastAsia="Times New Roman" w:hAnsi="Times New Roman" w:cs="Times New Roman"/>
+        </w:rPr>
+        <w:t xml:space="preserve"> and the Seller, Buyer and Company agree that none of them has modified the form, except to fill in blanks and bracketed terms.</w:t>
       </w:r>
     </w:p>
     <w:p>
@@ -936,6 +976,9 @@
         <w:spacing w:after="200"/>
         <w:ind w:left="360" w:firstLine="720"/>
         <w:jc w:val="both"/>
+        <w:rPr>
+          <w:rFonts w:ascii="Times New Roman" w:hAnsi="Times New Roman" w:cs="Times New Roman"/>
+        </w:rPr>
       </w:pPr>
       <w:r>
         <w:rPr>
@@ -950,7 +993,65 @@
         <w:rPr>
           <w:rFonts w:ascii="Times New Roman" w:eastAsia="Times New Roman" w:hAnsi="Times New Roman" w:cs="Times New Roman"/>
         </w:rPr>
-        <w:t xml:space="preserve"> The Company hereby waives any Right of First Refusal (ROFR), Right of First Offer, or Co-Sale Right it may possess with respect to the Transferred Shares under the Company’s Bylaws, Right of First Refusal and Co-Sale Agreement, Investors’ Rights Agreement (IRA), or other organizational documents.</w:t>
+        <w:t xml:space="preserve"> The Company hereby waives any Right of First Refusal (ROFR), Right of First Offer, or Co-Sale Right it may possess with respect to the Transferred Shares under the </w:t>
+      </w:r>
+      <w:r>
+        <w:rPr>
+          <w:rFonts w:ascii="Times New Roman" w:eastAsia="Times New Roman" w:hAnsi="Times New Roman" w:cs="Times New Roman"/>
+        </w:rPr>
+        <w:t>Company’s Bylaws, Right of First Refusal and Co-Sale Agreement</w:t>
+      </w:r>
+      <w:r>
+        <w:rPr>
+          <w:rFonts w:ascii="Times New Roman" w:eastAsia="Times New Roman" w:hAnsi="Times New Roman" w:cs="Times New Roman"/>
+        </w:rPr>
+        <w:t xml:space="preserve"> (“</w:t>
+      </w:r>
+      <w:r>
+        <w:rPr>
+          <w:rFonts w:ascii="Times New Roman" w:eastAsia="Times New Roman" w:hAnsi="Times New Roman" w:cs="Times New Roman"/>
+          <w:b/>
+          <w:bCs/>
+        </w:rPr>
+        <w:t>ROFR</w:t>
+      </w:r>
+      <w:r>
+        <w:rPr>
+          <w:rFonts w:ascii="Times New Roman" w:eastAsia="Times New Roman" w:hAnsi="Times New Roman" w:cs="Times New Roman"/>
+        </w:rPr>
+        <w:t>”)</w:t>
+      </w:r>
+      <w:r>
+        <w:rPr>
+          <w:rFonts w:ascii="Times New Roman" w:eastAsia="Times New Roman" w:hAnsi="Times New Roman" w:cs="Times New Roman"/>
+        </w:rPr>
+        <w:t>, Investors’ Rights Agreement (</w:t>
+      </w:r>
+      <w:r>
+        <w:rPr>
+          <w:rFonts w:ascii="Times New Roman" w:eastAsia="Times New Roman" w:hAnsi="Times New Roman" w:cs="Times New Roman"/>
+        </w:rPr>
+        <w:t>“</w:t>
+      </w:r>
+      <w:r>
+        <w:rPr>
+          <w:rFonts w:ascii="Times New Roman" w:eastAsia="Times New Roman" w:hAnsi="Times New Roman" w:cs="Times New Roman"/>
+          <w:b/>
+          <w:bCs/>
+        </w:rPr>
+        <w:t>IRA</w:t>
+      </w:r>
+      <w:r>
+        <w:rPr>
+          <w:rFonts w:ascii="Times New Roman" w:eastAsia="Times New Roman" w:hAnsi="Times New Roman" w:cs="Times New Roman"/>
+        </w:rPr>
+        <w:t>”</w:t>
+      </w:r>
+      <w:r>
+        <w:rPr>
+          <w:rFonts w:ascii="Times New Roman" w:eastAsia="Times New Roman" w:hAnsi="Times New Roman" w:cs="Times New Roman"/>
+        </w:rPr>
+        <w:t>), or other organizational documents.</w:t>
       </w:r>
     </w:p>
     <w:p>
@@ -962,76 +1063,95 @@
         <w:spacing w:after="200"/>
         <w:ind w:left="360" w:firstLine="720"/>
         <w:jc w:val="both"/>
-      </w:pPr>
-      <w:r>
-        <w:rPr>
-          <w:rFonts w:ascii="Times New Roman" w:eastAsia="Times New Roman" w:hAnsi="Times New Roman" w:cs="Times New Roman"/>
-          <w:b/>
-          <w:bCs/>
-        </w:rPr>
-        <w:t>Standard Disclosure Packet (Information Rights).</w:t>
-      </w:r>
-      <w:r>
-        <w:rPr>
-          <w:rFonts w:ascii="Times New Roman" w:eastAsia="Times New Roman" w:hAnsi="Times New Roman" w:cs="Times New Roman"/>
-        </w:rPr>
-        <w:t xml:space="preserve"> The Company agrees to provide the Buyer with the Standard Disclosure Packet consisting of: (</w:t>
-      </w:r>
-      <w:proofErr w:type="spellStart"/>
-      <w:r>
-        <w:rPr>
-          <w:rFonts w:ascii="Times New Roman" w:eastAsia="Times New Roman" w:hAnsi="Times New Roman" w:cs="Times New Roman"/>
-        </w:rPr>
-        <w:t>i</w:t>
-      </w:r>
-      <w:proofErr w:type="spellEnd"/>
-      <w:r>
-        <w:rPr>
-          <w:rFonts w:ascii="Times New Roman" w:eastAsia="Times New Roman" w:hAnsi="Times New Roman" w:cs="Times New Roman"/>
-        </w:rPr>
-        <w:t>) the most recent unaudited balance sheet and income statement; (ii) a summary capitalization table; and (iii) a certification of Good Standing. The Company makes no other representation regarding its future financial performance.</w:t>
-      </w:r>
-      <w:r>
-        <w:rPr>
-          <w:rFonts w:ascii="Times New Roman" w:eastAsia="Times New Roman" w:hAnsi="Times New Roman" w:cs="Times New Roman"/>
-        </w:rPr>
-        <w:t xml:space="preserve"> The </w:t>
-      </w:r>
-      <w:r>
-        <w:rPr>
-          <w:rFonts w:ascii="Times New Roman" w:eastAsia="Times New Roman" w:hAnsi="Times New Roman" w:cs="Times New Roman"/>
-        </w:rPr>
-        <w:t xml:space="preserve">Buyer agrees that all such information is “Confidential Information” and shall be held in strict confidence and used solely for the purpose of evaluating </w:t>
-      </w:r>
-      <w:r>
-        <w:rPr>
-          <w:rFonts w:ascii="Times New Roman" w:eastAsia="Times New Roman" w:hAnsi="Times New Roman" w:cs="Times New Roman"/>
-        </w:rPr>
-        <w:t>and consummating the transaction contemplated herein</w:t>
-      </w:r>
-      <w:r>
-        <w:rPr>
-          <w:rFonts w:ascii="Times New Roman" w:eastAsia="Times New Roman" w:hAnsi="Times New Roman" w:cs="Times New Roman"/>
-        </w:rPr>
-        <w:t xml:space="preserve">. This obligation shall survive the Closing or termination of this SALE for a period of </w:t>
-      </w:r>
-      <w:r>
-        <w:rPr>
-          <w:rFonts w:ascii="Times New Roman" w:eastAsia="Times New Roman" w:hAnsi="Times New Roman" w:cs="Times New Roman"/>
-        </w:rPr>
-        <w:t>one (1)</w:t>
-      </w:r>
-      <w:r>
-        <w:rPr>
-          <w:rFonts w:ascii="Times New Roman" w:eastAsia="Times New Roman" w:hAnsi="Times New Roman" w:cs="Times New Roman"/>
-        </w:rPr>
-        <w:t xml:space="preserve"> year</w:t>
-      </w:r>
-      <w:r>
-        <w:rPr>
-          <w:rFonts w:ascii="Times New Roman" w:eastAsia="Times New Roman" w:hAnsi="Times New Roman" w:cs="Times New Roman"/>
-        </w:rPr>
-        <w:t>.</w:t>
+        <w:rPr>
+          <w:rFonts w:ascii="Times New Roman" w:hAnsi="Times New Roman" w:cs="Times New Roman"/>
+        </w:rPr>
+      </w:pPr>
+      <w:r>
+        <w:rPr>
+          <w:rFonts w:ascii="Times New Roman" w:hAnsi="Times New Roman" w:cs="Times New Roman"/>
+          <w:b/>
+          <w:bCs/>
+        </w:rPr>
+        <w:t>Joinder.</w:t>
+      </w:r>
+      <w:r>
+        <w:rPr>
+          <w:rFonts w:ascii="Times New Roman" w:hAnsi="Times New Roman" w:cs="Times New Roman"/>
+        </w:rPr>
+        <w:t xml:space="preserve"> By executing this SALE, Buyer agrees to become a party to, and be bound by, the Company’s existing</w:t>
+      </w:r>
+      <w:r>
+        <w:rPr>
+          <w:rFonts w:ascii="Times New Roman" w:hAnsi="Times New Roman" w:cs="Times New Roman"/>
+        </w:rPr>
+        <w:t xml:space="preserve"> IRA</w:t>
+      </w:r>
+      <w:r>
+        <w:rPr>
+          <w:rFonts w:ascii="Times New Roman" w:hAnsi="Times New Roman" w:cs="Times New Roman"/>
+          <w:b/>
+          <w:bCs/>
+        </w:rPr>
+        <w:t xml:space="preserve">, </w:t>
+      </w:r>
+      <w:r>
+        <w:rPr>
+          <w:rFonts w:ascii="Times New Roman" w:hAnsi="Times New Roman" w:cs="Times New Roman"/>
+        </w:rPr>
+        <w:t xml:space="preserve">ROFR, and </w:t>
+      </w:r>
+      <w:r>
+        <w:rPr>
+          <w:rFonts w:ascii="Times New Roman" w:hAnsi="Times New Roman" w:cs="Times New Roman"/>
+          <w:b/>
+          <w:bCs/>
+        </w:rPr>
+        <w:t>Voting Agreement</w:t>
+      </w:r>
+      <w:r>
+        <w:rPr>
+          <w:rFonts w:ascii="Times New Roman" w:hAnsi="Times New Roman" w:cs="Times New Roman"/>
+        </w:rPr>
+        <w:t xml:space="preserve"> (including any "Drag-Along" provisions</w:t>
+      </w:r>
+      <w:r>
+        <w:rPr>
+          <w:rFonts w:ascii="Times New Roman" w:hAnsi="Times New Roman" w:cs="Times New Roman"/>
+        </w:rPr>
+        <w:t>, as applicable</w:t>
+      </w:r>
+      <w:r>
+        <w:rPr>
+          <w:rFonts w:ascii="Times New Roman" w:hAnsi="Times New Roman" w:cs="Times New Roman"/>
+        </w:rPr>
+        <w:t xml:space="preserve">); </w:t>
+      </w:r>
+      <w:r>
+        <w:rPr>
+          <w:rFonts w:ascii="Times New Roman" w:hAnsi="Times New Roman" w:cs="Times New Roman"/>
+          <w:i/>
+          <w:iCs/>
+        </w:rPr>
+        <w:t>in each case, to the same extent as the Seller was bound.</w:t>
+      </w:r>
+      <w:r>
+        <w:rPr>
+          <w:rFonts w:ascii="Times New Roman" w:hAnsi="Times New Roman" w:cs="Times New Roman"/>
+        </w:rPr>
+        <w:t xml:space="preserve"> This Section 2(b) shall constitute a valid </w:t>
+      </w:r>
+      <w:r>
+        <w:rPr>
+          <w:rFonts w:ascii="Times New Roman" w:hAnsi="Times New Roman" w:cs="Times New Roman"/>
+        </w:rPr>
+        <w:t>Joinder</w:t>
+      </w:r>
+      <w:r>
+        <w:rPr>
+          <w:rFonts w:ascii="Times New Roman" w:hAnsi="Times New Roman" w:cs="Times New Roman"/>
+        </w:rPr>
+        <w:t xml:space="preserve"> to such agreements without the need for separate signatures.</w:t>
       </w:r>
     </w:p>
     <w:p>
@@ -1050,6 +1170,93 @@
           <w:b/>
           <w:bCs/>
         </w:rPr>
+        <w:t>Standard Disclosure Packet.</w:t>
+      </w:r>
+      <w:r>
+        <w:rPr>
+          <w:rFonts w:ascii="Times New Roman" w:eastAsia="Times New Roman" w:hAnsi="Times New Roman" w:cs="Times New Roman"/>
+        </w:rPr>
+        <w:t xml:space="preserve"> The Company agrees to provide the Buyer with the Standard Disclosure Packet consisting of: (</w:t>
+      </w:r>
+      <w:proofErr w:type="spellStart"/>
+      <w:r>
+        <w:rPr>
+          <w:rFonts w:ascii="Times New Roman" w:eastAsia="Times New Roman" w:hAnsi="Times New Roman" w:cs="Times New Roman"/>
+        </w:rPr>
+        <w:t>i</w:t>
+      </w:r>
+      <w:proofErr w:type="spellEnd"/>
+      <w:r>
+        <w:rPr>
+          <w:rFonts w:ascii="Times New Roman" w:eastAsia="Times New Roman" w:hAnsi="Times New Roman" w:cs="Times New Roman"/>
+        </w:rPr>
+        <w:t>) the most recent unaudited balance sheet and income statement; (ii)</w:t>
+      </w:r>
+      <w:r>
+        <w:rPr>
+          <w:rFonts w:ascii="Times New Roman" w:eastAsia="Times New Roman" w:hAnsi="Times New Roman" w:cs="Times New Roman"/>
+        </w:rPr>
+        <w:t xml:space="preserve"> a summary capitalization table; and (iii) a certification of Good Standing. The Company makes no other representation regarding its future financial performance.</w:t>
+      </w:r>
+      <w:r>
+        <w:rPr>
+          <w:rFonts w:ascii="Times New Roman" w:eastAsia="Times New Roman" w:hAnsi="Times New Roman" w:cs="Times New Roman"/>
+        </w:rPr>
+        <w:t xml:space="preserve"> The </w:t>
+      </w:r>
+      <w:r>
+        <w:rPr>
+          <w:rFonts w:ascii="Times New Roman" w:eastAsia="Times New Roman" w:hAnsi="Times New Roman" w:cs="Times New Roman"/>
+        </w:rPr>
+        <w:t xml:space="preserve">Buyer agrees that all such information is “Confidential Information” and shall be held in strict confidence and used solely for the purpose of evaluating </w:t>
+      </w:r>
+      <w:r>
+        <w:rPr>
+          <w:rFonts w:ascii="Times New Roman" w:eastAsia="Times New Roman" w:hAnsi="Times New Roman" w:cs="Times New Roman"/>
+        </w:rPr>
+        <w:t>and consummating the transaction contemplated herein</w:t>
+      </w:r>
+      <w:r>
+        <w:rPr>
+          <w:rFonts w:ascii="Times New Roman" w:eastAsia="Times New Roman" w:hAnsi="Times New Roman" w:cs="Times New Roman"/>
+        </w:rPr>
+        <w:t xml:space="preserve">. This obligation shall survive the Closing or termination of this SALE for a period of </w:t>
+      </w:r>
+      <w:r>
+        <w:rPr>
+          <w:rFonts w:ascii="Times New Roman" w:eastAsia="Times New Roman" w:hAnsi="Times New Roman" w:cs="Times New Roman"/>
+        </w:rPr>
+        <w:t>one (1)</w:t>
+      </w:r>
+      <w:r>
+        <w:rPr>
+          <w:rFonts w:ascii="Times New Roman" w:eastAsia="Times New Roman" w:hAnsi="Times New Roman" w:cs="Times New Roman"/>
+        </w:rPr>
+        <w:t xml:space="preserve"> year</w:t>
+      </w:r>
+      <w:r>
+        <w:rPr>
+          <w:rFonts w:ascii="Times New Roman" w:eastAsia="Times New Roman" w:hAnsi="Times New Roman" w:cs="Times New Roman"/>
+        </w:rPr>
+        <w:t>.</w:t>
+      </w:r>
+    </w:p>
+    <w:p>
+      <w:pPr>
+        <w:numPr>
+          <w:ilvl w:val="1"/>
+          <w:numId w:val="1"/>
+        </w:numPr>
+        <w:spacing w:after="200"/>
+        <w:ind w:left="360" w:firstLine="720"/>
+        <w:jc w:val="both"/>
+      </w:pPr>
+      <w:r>
+        <w:rPr>
+          <w:rFonts w:ascii="Times New Roman" w:eastAsia="Times New Roman" w:hAnsi="Times New Roman" w:cs="Times New Roman"/>
+          <w:b/>
+          <w:bCs/>
+        </w:rPr>
         <w:t>Administrative Fee.</w:t>
       </w:r>
       <w:r>
@@ -1293,7 +1500,31 @@
         <w:rPr>
           <w:rFonts w:ascii="Times New Roman" w:eastAsia="Times New Roman" w:hAnsi="Times New Roman" w:cs="Times New Roman"/>
         </w:rPr>
-        <w:t>) they are the sole record and beneficial owner of the Transferred Shares; (ii) the Shares are free and clear of any liens, pledges, or encumbrances; and (iii) they are not a "bad actor" as defined in Rule 506(</w:t>
+        <w:t>) they are the sole record and beneficial owner of the Transferred Shares; (ii) the Shares are free and clear of any liens, pledges, or encumbrances; and (iii) the</w:t>
+      </w:r>
+      <w:r>
+        <w:rPr>
+          <w:rFonts w:ascii="Times New Roman" w:eastAsia="Times New Roman" w:hAnsi="Times New Roman" w:cs="Times New Roman"/>
+        </w:rPr>
+        <w:t xml:space="preserve"> Seller</w:t>
+      </w:r>
+      <w:r>
+        <w:rPr>
+          <w:rFonts w:ascii="Times New Roman" w:eastAsia="Times New Roman" w:hAnsi="Times New Roman" w:cs="Times New Roman"/>
+        </w:rPr>
+        <w:t xml:space="preserve"> </w:t>
+      </w:r>
+      <w:r>
+        <w:rPr>
+          <w:rFonts w:ascii="Times New Roman" w:eastAsia="Times New Roman" w:hAnsi="Times New Roman" w:cs="Times New Roman"/>
+        </w:rPr>
+        <w:t>is</w:t>
+      </w:r>
+      <w:r>
+        <w:rPr>
+          <w:rFonts w:ascii="Times New Roman" w:eastAsia="Times New Roman" w:hAnsi="Times New Roman" w:cs="Times New Roman"/>
+        </w:rPr>
+        <w:t xml:space="preserve"> not a "bad actor" as defined in Rule 506(</w:t>
       </w:r>
       <w:r>
         <w:rPr>
@@ -1455,7 +1686,39 @@
           <w:rFonts w:ascii="Times New Roman" w:hAnsi="Times New Roman" w:cs="Times New Roman"/>
           <w:lang w:val="en-US"/>
         </w:rPr>
-        <w:t>.</w:t>
+        <w:t xml:space="preserve">, and (iii) </w:t>
+      </w:r>
+      <w:r>
+        <w:rPr>
+          <w:rFonts w:ascii="Times New Roman" w:hAnsi="Times New Roman" w:cs="Times New Roman"/>
+          <w:b/>
+          <w:bCs/>
+        </w:rPr>
+        <w:t>n</w:t>
+      </w:r>
+      <w:r>
+        <w:rPr>
+          <w:rFonts w:ascii="Times New Roman" w:hAnsi="Times New Roman" w:cs="Times New Roman"/>
+        </w:rPr>
+        <w:t xml:space="preserve">either </w:t>
+      </w:r>
+      <w:r>
+        <w:rPr>
+          <w:rFonts w:ascii="Times New Roman" w:hAnsi="Times New Roman" w:cs="Times New Roman"/>
+        </w:rPr>
+        <w:t xml:space="preserve">the </w:t>
+      </w:r>
+      <w:r>
+        <w:rPr>
+          <w:rFonts w:ascii="Times New Roman" w:hAnsi="Times New Roman" w:cs="Times New Roman"/>
+        </w:rPr>
+        <w:t>Buyer nor any of its control persons is subject to any "Bad Actor" disqualification under Rule 506(d)</w:t>
+      </w:r>
+      <w:r>
+        <w:rPr>
+          <w:rFonts w:ascii="Times New Roman" w:hAnsi="Times New Roman" w:cs="Times New Roman"/>
+        </w:rPr>
+        <w:t xml:space="preserve"> of the Securities Act.</w:t>
       </w:r>
     </w:p>
     <w:p>
@@ -1498,6 +1761,7 @@
           <w:b/>
           <w:bCs/>
         </w:rPr>
+        <w:lastRenderedPageBreak/>
         <w:t>Tax Withholding.</w:t>
       </w:r>
       <w:r>
@@ -1551,7 +1815,6 @@
           <w:b/>
           <w:bCs/>
         </w:rPr>
-        <w:lastRenderedPageBreak/>
         <w:t>Notice.</w:t>
       </w:r>
       <w:r>
@@ -1586,13 +1849,67 @@
           <w:b/>
           <w:bCs/>
         </w:rPr>
-        <w:t>Construction; Validity.</w:t>
+        <w:t>Construction; Validity</w:t>
+      </w:r>
+      <w:r>
+        <w:rPr>
+          <w:rFonts w:ascii="Times New Roman" w:eastAsia="Times New Roman" w:hAnsi="Times New Roman" w:cs="Times New Roman"/>
+          <w:b/>
+          <w:bCs/>
+        </w:rPr>
+        <w:t>; Electronic Signature</w:t>
+      </w:r>
+      <w:r>
+        <w:rPr>
+          <w:rFonts w:ascii="Times New Roman" w:eastAsia="Times New Roman" w:hAnsi="Times New Roman" w:cs="Times New Roman"/>
+          <w:b/>
+          <w:bCs/>
+        </w:rPr>
+        <w:t>.</w:t>
       </w:r>
       <w:r>
         <w:rPr>
           <w:rFonts w:ascii="Times New Roman" w:eastAsia="Times New Roman" w:hAnsi="Times New Roman" w:cs="Times New Roman"/>
         </w:rPr>
         <w:t xml:space="preserve"> In the event any one or more of the provisions of this SALE is for any reason held to be invalid, illegal or unenforceable, in whole or in part or in any respect, or in the event that any one or more of the provisions of this SALE operate or would prospectively operate to invalidate this SALE, then and in any such event, such provision(s) only will be deemed null and void and will not affect any other provision of this SALE and the remaining provisions of this SALE will remain operative and in full force and effect and will not be affected, prejudiced, or disturbed thereby.</w:t>
+      </w:r>
+      <w:r>
+        <w:rPr>
+          <w:rFonts w:ascii="Times New Roman" w:eastAsia="Times New Roman" w:hAnsi="Times New Roman" w:cs="Times New Roman"/>
+        </w:rPr>
+        <w:t xml:space="preserve"> </w:t>
+      </w:r>
+      <w:r>
+        <w:rPr>
+          <w:rFonts w:ascii="Times New Roman" w:eastAsia="Times New Roman" w:hAnsi="Times New Roman" w:cs="Times New Roman"/>
+        </w:rPr>
+        <w:t>This SALE may be executed via electronic signature (</w:t>
+      </w:r>
+      <w:r>
+        <w:rPr>
+          <w:rFonts w:ascii="Times New Roman" w:eastAsia="Times New Roman" w:hAnsi="Times New Roman" w:cs="Times New Roman"/>
+        </w:rPr>
+        <w:t xml:space="preserve">e.g., </w:t>
+      </w:r>
+      <w:proofErr w:type="spellStart"/>
+      <w:r>
+        <w:rPr>
+          <w:rFonts w:ascii="Times New Roman" w:eastAsia="Times New Roman" w:hAnsi="Times New Roman" w:cs="Times New Roman"/>
+        </w:rPr>
+        <w:t>DocuSign</w:t>
+      </w:r>
+      <w:proofErr w:type="spellEnd"/>
+      <w:r>
+        <w:rPr>
+          <w:rFonts w:ascii="Times New Roman" w:eastAsia="Times New Roman" w:hAnsi="Times New Roman" w:cs="Times New Roman"/>
+        </w:rPr>
+        <w:t>), which shall be deemed an original</w:t>
+      </w:r>
+      <w:r>
+        <w:rPr>
+          <w:rFonts w:ascii="Times New Roman" w:eastAsia="Times New Roman" w:hAnsi="Times New Roman" w:cs="Times New Roman"/>
+        </w:rPr>
+        <w:t>.</w:t>
       </w:r>
     </w:p>
     <w:p>
@@ -1877,7 +2194,6 @@
         <w:ind w:left="4320"/>
         <w:rPr>
           <w:rFonts w:ascii="Times New Roman" w:eastAsia="Times New Roman" w:hAnsi="Times New Roman" w:cs="Times New Roman"/>
-          <w:u w:val="single"/>
         </w:rPr>
       </w:pPr>
       <w:r>
@@ -1903,18 +2219,9 @@
         <w:ind w:left="4320"/>
         <w:rPr>
           <w:rFonts w:ascii="Times New Roman" w:eastAsia="Times New Roman" w:hAnsi="Times New Roman" w:cs="Times New Roman"/>
-          <w:b/>
-          <w:bCs/>
-        </w:rPr>
-      </w:pPr>
-      <w:r>
-        <w:rPr>
-          <w:rFonts w:ascii="Times New Roman" w:eastAsia="Times New Roman" w:hAnsi="Times New Roman" w:cs="Times New Roman"/>
-          <w:b/>
-          <w:bCs/>
-        </w:rPr>
-        <w:t>[SELLER]</w:t>
-      </w:r>
+          <w:u w:val="single"/>
+        </w:rPr>
+      </w:pPr>
     </w:p>
     <w:p>
       <w:pPr>
@@ -1926,6 +2233,14 @@
           <w:bCs/>
         </w:rPr>
       </w:pPr>
+      <w:r>
+        <w:rPr>
+          <w:rFonts w:ascii="Times New Roman" w:eastAsia="Times New Roman" w:hAnsi="Times New Roman" w:cs="Times New Roman"/>
+          <w:b/>
+          <w:bCs/>
+        </w:rPr>
+        <w:t>[SELLER]</w:t>
+      </w:r>
     </w:p>
     <w:p>
       <w:pPr>
@@ -1944,14 +2259,10 @@
         <w:ind w:left="4320"/>
         <w:rPr>
           <w:rFonts w:ascii="Times New Roman" w:eastAsia="Times New Roman" w:hAnsi="Times New Roman" w:cs="Times New Roman"/>
-        </w:rPr>
-      </w:pPr>
-      <w:r>
-        <w:rPr>
-          <w:rFonts w:ascii="Times New Roman" w:eastAsia="Times New Roman" w:hAnsi="Times New Roman" w:cs="Times New Roman"/>
-        </w:rPr>
-        <w:t xml:space="preserve">By: ___________________________________ </w:t>
-      </w:r>
+          <w:b/>
+          <w:bCs/>
+        </w:rPr>
+      </w:pPr>
     </w:p>
     <w:p>
       <w:pPr>
@@ -1965,7 +2276,7 @@
         <w:rPr>
           <w:rFonts w:ascii="Times New Roman" w:eastAsia="Times New Roman" w:hAnsi="Times New Roman" w:cs="Times New Roman"/>
         </w:rPr>
-        <w:t>Name:</w:t>
+        <w:t xml:space="preserve">By: ___________________________________ </w:t>
       </w:r>
     </w:p>
     <w:p>
@@ -1980,7 +2291,7 @@
         <w:rPr>
           <w:rFonts w:ascii="Times New Roman" w:eastAsia="Times New Roman" w:hAnsi="Times New Roman" w:cs="Times New Roman"/>
         </w:rPr>
-        <w:t>Title:</w:t>
+        <w:t>Name:</w:t>
       </w:r>
     </w:p>
     <w:p>
@@ -1991,6 +2302,12 @@
           <w:rFonts w:ascii="Times New Roman" w:eastAsia="Times New Roman" w:hAnsi="Times New Roman" w:cs="Times New Roman"/>
         </w:rPr>
       </w:pPr>
+      <w:r>
+        <w:rPr>
+          <w:rFonts w:ascii="Times New Roman" w:eastAsia="Times New Roman" w:hAnsi="Times New Roman" w:cs="Times New Roman"/>
+        </w:rPr>
+        <w:t>Title:</w:t>
+      </w:r>
     </w:p>
     <w:p>
       <w:pPr>
@@ -2000,12 +2317,6 @@
           <w:rFonts w:ascii="Times New Roman" w:eastAsia="Times New Roman" w:hAnsi="Times New Roman" w:cs="Times New Roman"/>
         </w:rPr>
       </w:pPr>
-      <w:r>
-        <w:rPr>
-          <w:rFonts w:ascii="Times New Roman" w:eastAsia="Times New Roman" w:hAnsi="Times New Roman" w:cs="Times New Roman"/>
-        </w:rPr>
-        <w:t>Address:</w:t>
-      </w:r>
     </w:p>
     <w:p>
       <w:pPr>
@@ -2015,6 +2326,12 @@
           <w:rFonts w:ascii="Times New Roman" w:eastAsia="Times New Roman" w:hAnsi="Times New Roman" w:cs="Times New Roman"/>
         </w:rPr>
       </w:pPr>
+      <w:r>
+        <w:rPr>
+          <w:rFonts w:ascii="Times New Roman" w:eastAsia="Times New Roman" w:hAnsi="Times New Roman" w:cs="Times New Roman"/>
+        </w:rPr>
+        <w:t>Address:</w:t>
+      </w:r>
     </w:p>
     <w:p>
       <w:pPr>
@@ -2022,16 +2339,43 @@
         <w:ind w:left="4320"/>
         <w:rPr>
           <w:rFonts w:ascii="Times New Roman" w:eastAsia="Times New Roman" w:hAnsi="Times New Roman" w:cs="Times New Roman"/>
+        </w:rPr>
+      </w:pPr>
+    </w:p>
+    <w:p>
+      <w:pPr>
+        <w:spacing w:line="240" w:lineRule="auto"/>
+        <w:ind w:left="4320"/>
+        <w:rPr>
+          <w:rFonts w:ascii="Times New Roman" w:eastAsia="Times New Roman" w:hAnsi="Times New Roman" w:cs="Times New Roman"/>
+        </w:rPr>
+      </w:pPr>
+      <w:r>
+        <w:rPr>
+          <w:rFonts w:ascii="Times New Roman" w:eastAsia="Times New Roman" w:hAnsi="Times New Roman" w:cs="Times New Roman"/>
+        </w:rPr>
+        <w:t>Email:</w:t>
+      </w:r>
+    </w:p>
+    <w:p>
+      <w:pPr>
+        <w:spacing w:line="240" w:lineRule="auto"/>
+        <w:ind w:left="4320"/>
+        <w:rPr>
+          <w:rFonts w:ascii="Times New Roman" w:eastAsia="Times New Roman" w:hAnsi="Times New Roman" w:cs="Times New Roman"/>
+        </w:rPr>
+      </w:pPr>
+    </w:p>
+    <w:p>
+      <w:pPr>
+        <w:spacing w:line="240" w:lineRule="auto"/>
+        <w:ind w:left="4320"/>
+        <w:rPr>
+          <w:rFonts w:ascii="Times New Roman" w:eastAsia="Times New Roman" w:hAnsi="Times New Roman" w:cs="Times New Roman"/>
           <w:sz w:val="24"/>
           <w:szCs w:val="24"/>
         </w:rPr>
       </w:pPr>
-      <w:r>
-        <w:rPr>
-          <w:rFonts w:ascii="Times New Roman" w:eastAsia="Times New Roman" w:hAnsi="Times New Roman" w:cs="Times New Roman"/>
-        </w:rPr>
-        <w:t>Email:</w:t>
-      </w:r>
     </w:p>
     <w:p>
       <w:pPr>
@@ -2158,9 +2502,6 @@
         <w:ind w:left="4320"/>
         <w:rPr>
           <w:rFonts w:ascii="Times New Roman" w:eastAsia="Times New Roman" w:hAnsi="Times New Roman" w:cs="Times New Roman"/>
-          <w:sz w:val="24"/>
-          <w:szCs w:val="24"/>
-          <w:u w:val="single"/>
         </w:rPr>
       </w:pPr>
       <w:r>
@@ -2170,12 +2511,63 @@
         <w:t>Email:</w:t>
       </w:r>
     </w:p>
+    <w:p>
+      <w:pPr>
+        <w:spacing w:line="240" w:lineRule="auto"/>
+        <w:ind w:left="4320"/>
+        <w:rPr>
+          <w:rFonts w:ascii="Times New Roman" w:eastAsia="Times New Roman" w:hAnsi="Times New Roman" w:cs="Times New Roman"/>
+        </w:rPr>
+      </w:pPr>
+    </w:p>
+    <w:p>
+      <w:pPr>
+        <w:spacing w:line="240" w:lineRule="auto"/>
+        <w:ind w:left="4320"/>
+        <w:rPr>
+          <w:rFonts w:ascii="Times New Roman" w:eastAsia="Times New Roman" w:hAnsi="Times New Roman" w:cs="Times New Roman"/>
+        </w:rPr>
+        <w:sectPr>
+          <w:headerReference w:type="default" r:id="rId9"/>
+          <w:footerReference w:type="even" r:id="rId10"/>
+          <w:footerReference w:type="default" r:id="rId11"/>
+          <w:headerReference w:type="first" r:id="rId12"/>
+          <w:footerReference w:type="first" r:id="rId13"/>
+          <w:pgSz w:w="12240" w:h="15840"/>
+          <w:pgMar w:top="1440" w:right="1440" w:bottom="1440" w:left="1440" w:header="720" w:footer="720" w:gutter="0"/>
+          <w:pgNumType w:start="1"/>
+          <w:cols w:space="720"/>
+          <w:titlePg/>
+        </w:sectPr>
+      </w:pPr>
+      <w:r>
+        <w:rPr>
+          <w:rFonts w:ascii="Times New Roman" w:eastAsia="Times New Roman" w:hAnsi="Times New Roman" w:cs="Times New Roman"/>
+        </w:rPr>
+        <w:t>By signing above, Buyer agrees to be bound by the Company’s IRA, ROFR, and Voting Agreements</w:t>
+      </w:r>
+    </w:p>
+    <w:p>
+      <w:pPr>
+        <w:spacing w:line="240" w:lineRule="auto"/>
+        <w:ind w:left="4320"/>
+        <w:rPr>
+          <w:rFonts w:ascii="Times New Roman" w:eastAsia="Times New Roman" w:hAnsi="Times New Roman" w:cs="Times New Roman"/>
+          <w:b/>
+          <w:bCs/>
+        </w:rPr>
+      </w:pPr>
+      <w:r>
+        <w:rPr>
+          <w:rFonts w:ascii="Times New Roman" w:eastAsia="Times New Roman" w:hAnsi="Times New Roman" w:cs="Times New Roman"/>
+          <w:b/>
+          <w:bCs/>
+        </w:rPr>
+        <w:lastRenderedPageBreak/>
+        <w:t>EXHIBIT A</w:t>
+      </w:r>
+    </w:p>
     <w:sectPr>
-      <w:headerReference w:type="default" r:id="rId8"/>
-      <w:footerReference w:type="even" r:id="rId9"/>
-      <w:footerReference w:type="default" r:id="rId10"/>
-      <w:headerReference w:type="first" r:id="rId11"/>
-      <w:footerReference w:type="first" r:id="rId12"/>
       <w:pgSz w:w="12240" w:h="15840"/>
       <w:pgMar w:top="1440" w:right="1440" w:bottom="1440" w:left="1440" w:header="720" w:footer="720" w:gutter="0"/>
       <w:pgNumType w:start="1"/>
@@ -2585,8 +2977,124 @@
       </w:rPr>
     </w:lvl>
   </w:abstractNum>
+  <w:abstractNum w:abstractNumId="1" w15:restartNumberingAfterBreak="0">
+    <w:nsid w:val="4D8706DF"/>
+    <w:multiLevelType w:val="multilevel"/>
+    <w:tmpl w:val="8ED274BC"/>
+    <w:lvl w:ilvl="0">
+      <w:start w:val="1"/>
+      <w:numFmt w:val="decimal"/>
+      <w:lvlText w:val="%1."/>
+      <w:lvlJc w:val="left"/>
+      <w:pPr>
+        <w:tabs>
+          <w:tab w:val="num" w:pos="720"/>
+        </w:tabs>
+        <w:ind w:left="720" w:hanging="360"/>
+      </w:pPr>
+    </w:lvl>
+    <w:lvl w:ilvl="1" w:tentative="1">
+      <w:start w:val="1"/>
+      <w:numFmt w:val="decimal"/>
+      <w:lvlText w:val="%2."/>
+      <w:lvlJc w:val="left"/>
+      <w:pPr>
+        <w:tabs>
+          <w:tab w:val="num" w:pos="1440"/>
+        </w:tabs>
+        <w:ind w:left="1440" w:hanging="360"/>
+      </w:pPr>
+    </w:lvl>
+    <w:lvl w:ilvl="2" w:tentative="1">
+      <w:start w:val="1"/>
+      <w:numFmt w:val="decimal"/>
+      <w:lvlText w:val="%3."/>
+      <w:lvlJc w:val="left"/>
+      <w:pPr>
+        <w:tabs>
+          <w:tab w:val="num" w:pos="2160"/>
+        </w:tabs>
+        <w:ind w:left="2160" w:hanging="360"/>
+      </w:pPr>
+    </w:lvl>
+    <w:lvl w:ilvl="3" w:tentative="1">
+      <w:start w:val="1"/>
+      <w:numFmt w:val="decimal"/>
+      <w:lvlText w:val="%4."/>
+      <w:lvlJc w:val="left"/>
+      <w:pPr>
+        <w:tabs>
+          <w:tab w:val="num" w:pos="2880"/>
+        </w:tabs>
+        <w:ind w:left="2880" w:hanging="360"/>
+      </w:pPr>
+    </w:lvl>
+    <w:lvl w:ilvl="4" w:tentative="1">
+      <w:start w:val="1"/>
+      <w:numFmt w:val="decimal"/>
+      <w:lvlText w:val="%5."/>
+      <w:lvlJc w:val="left"/>
+      <w:pPr>
+        <w:tabs>
+          <w:tab w:val="num" w:pos="3600"/>
+        </w:tabs>
+        <w:ind w:left="3600" w:hanging="360"/>
+      </w:pPr>
+    </w:lvl>
+    <w:lvl w:ilvl="5" w:tentative="1">
+      <w:start w:val="1"/>
+      <w:numFmt w:val="decimal"/>
+      <w:lvlText w:val="%6."/>
+      <w:lvlJc w:val="left"/>
+      <w:pPr>
+        <w:tabs>
+          <w:tab w:val="num" w:pos="4320"/>
+        </w:tabs>
+        <w:ind w:left="4320" w:hanging="360"/>
+      </w:pPr>
+    </w:lvl>
+    <w:lvl w:ilvl="6" w:tentative="1">
+      <w:start w:val="1"/>
+      <w:numFmt w:val="decimal"/>
+      <w:lvlText w:val="%7."/>
+      <w:lvlJc w:val="left"/>
+      <w:pPr>
+        <w:tabs>
+          <w:tab w:val="num" w:pos="5040"/>
+        </w:tabs>
+        <w:ind w:left="5040" w:hanging="360"/>
+      </w:pPr>
+    </w:lvl>
+    <w:lvl w:ilvl="7" w:tentative="1">
+      <w:start w:val="1"/>
+      <w:numFmt w:val="decimal"/>
+      <w:lvlText w:val="%8."/>
+      <w:lvlJc w:val="left"/>
+      <w:pPr>
+        <w:tabs>
+          <w:tab w:val="num" w:pos="5760"/>
+        </w:tabs>
+        <w:ind w:left="5760" w:hanging="360"/>
+      </w:pPr>
+    </w:lvl>
+    <w:lvl w:ilvl="8" w:tentative="1">
+      <w:start w:val="1"/>
+      <w:numFmt w:val="decimal"/>
+      <w:lvlText w:val="%9."/>
+      <w:lvlJc w:val="left"/>
+      <w:pPr>
+        <w:tabs>
+          <w:tab w:val="num" w:pos="6480"/>
+        </w:tabs>
+        <w:ind w:left="6480" w:hanging="360"/>
+      </w:pPr>
+    </w:lvl>
+  </w:abstractNum>
   <w:num w:numId="1" w16cid:durableId="784885629">
     <w:abstractNumId w:val="0"/>
+  </w:num>
+  <w:num w:numId="2" w16cid:durableId="1880626191">
+    <w:abstractNumId w:val="1"/>
   </w:num>
 </w:numbering>
 </file>
@@ -3563,4 +4071,16 @@
   </a:objectDefaults>
   <a:extraClrSchemeLst/>
 </a:theme>
+</file>
+
+<file path=customXml/item1.xml><?xml version="1.0" encoding="utf-8"?>
+<b:Sources xmlns:b="http://schemas.openxmlformats.org/officeDocument/2006/bibliography" xmlns="http://schemas.openxmlformats.org/officeDocument/2006/bibliography" SelectedStyle="/APASixthEditionOfficeOnline.xsl" StyleName="APA" Version="6"/>
+</file>
+
+<file path=customXml/itemProps1.xml><?xml version="1.0" encoding="utf-8"?>
+<ds:datastoreItem xmlns:ds="http://schemas.openxmlformats.org/officeDocument/2006/customXml" ds:itemID="{9F8E524E-93CF-744C-A6A3-2147B4467CE4}">
+  <ds:schemaRefs>
+    <ds:schemaRef ds:uri="http://schemas.openxmlformats.org/officeDocument/2006/bibliography"/>
+  </ds:schemaRefs>
+</ds:datastoreItem>
 </file>
--- a/SALE.docx
+++ b/SALE.docx
@@ -427,7 +427,39 @@
           <w:i/>
           <w:iCs/>
         </w:rPr>
-        <w:t>solely for the purposes of Sections 2 and 3 hereof</w:t>
+        <w:t xml:space="preserve">solely for the purposes of Sections </w:t>
+      </w:r>
+      <w:r>
+        <w:rPr>
+          <w:rFonts w:ascii="Times New Roman" w:eastAsia="Times New Roman" w:hAnsi="Times New Roman" w:cs="Times New Roman"/>
+          <w:i/>
+          <w:iCs/>
+        </w:rPr>
+        <w:t>3</w:t>
+      </w:r>
+      <w:r>
+        <w:rPr>
+          <w:rFonts w:ascii="Times New Roman" w:eastAsia="Times New Roman" w:hAnsi="Times New Roman" w:cs="Times New Roman"/>
+          <w:i/>
+          <w:iCs/>
+        </w:rPr>
+        <w:t xml:space="preserve"> and </w:t>
+      </w:r>
+      <w:r>
+        <w:rPr>
+          <w:rFonts w:ascii="Times New Roman" w:eastAsia="Times New Roman" w:hAnsi="Times New Roman" w:cs="Times New Roman"/>
+          <w:i/>
+          <w:iCs/>
+        </w:rPr>
+        <w:t xml:space="preserve">4 </w:t>
+      </w:r>
+      <w:r>
+        <w:rPr>
+          <w:rFonts w:ascii="Times New Roman" w:eastAsia="Times New Roman" w:hAnsi="Times New Roman" w:cs="Times New Roman"/>
+          <w:i/>
+          <w:iCs/>
+        </w:rPr>
+        <w:t>hereof</w:t>
       </w:r>
       <w:r>
         <w:rPr>
@@ -457,7 +489,7 @@
         </w:rPr>
         <w:t>available at</w:t>
       </w:r>
-      <w:hyperlink r:id="rId8">
+      <w:hyperlink r:id="rId6">
         <w:r>
           <w:rPr>
             <w:rFonts w:ascii="Times New Roman" w:eastAsia="Times New Roman" w:hAnsi="Times New Roman" w:cs="Times New Roman"/>
@@ -507,8 +539,16 @@
         <w:rPr>
           <w:rFonts w:ascii="Times New Roman" w:eastAsia="Times New Roman" w:hAnsi="Times New Roman" w:cs="Times New Roman"/>
         </w:rPr>
-        <w:t xml:space="preserve"> the Seller desires to sell certain shares of the Company’s capital stock to the Buyer, and the Buyer desires to purchase such shares, pursuant to the standardized terms of this SALE, as set forth herein; and </w:t>
-      </w:r>
+        <w:t xml:space="preserve"> the Seller desires to sell certain shares of the Company’s capital stock to the Buyer, and the Buyer desires to purchase such shares, pursuant to the standardized terms of this SALE, as set forth </w:t>
+      </w:r>
+      <w:proofErr w:type="gramStart"/>
+      <w:r>
+        <w:rPr>
+          <w:rFonts w:ascii="Times New Roman" w:eastAsia="Times New Roman" w:hAnsi="Times New Roman" w:cs="Times New Roman"/>
+        </w:rPr>
+        <w:t>herein;</w:t>
+      </w:r>
+      <w:proofErr w:type="gramEnd"/>
     </w:p>
     <w:p>
       <w:pPr>
@@ -559,7 +599,13 @@
         <w:rPr>
           <w:rFonts w:ascii="Times New Roman" w:eastAsia="Times New Roman" w:hAnsi="Times New Roman" w:cs="Times New Roman"/>
         </w:rPr>
-        <w:t xml:space="preserve"> this transaction.</w:t>
+        <w:t xml:space="preserve"> this transaction</w:t>
+      </w:r>
+      <w:r>
+        <w:rPr>
+          <w:rFonts w:ascii="Times New Roman" w:eastAsia="Times New Roman" w:hAnsi="Times New Roman" w:cs="Times New Roman"/>
+        </w:rPr>
+        <w:t>; and</w:t>
       </w:r>
     </w:p>
     <w:p>
@@ -577,6 +623,36 @@
           <w:b/>
           <w:bCs/>
         </w:rPr>
+        <w:t>WHEREAS</w:t>
+      </w:r>
+      <w:r>
+        <w:rPr>
+          <w:rFonts w:ascii="Times New Roman" w:eastAsia="Times New Roman" w:hAnsi="Times New Roman" w:cs="Times New Roman"/>
+        </w:rPr>
+        <w:t>, the Parties intend for this SALE to constitute a unified purchase agreement, ROFR waiver, and joinder to the Company Agreements (as defined herein)</w:t>
+      </w:r>
+      <w:r>
+        <w:rPr>
+          <w:rFonts w:ascii="Times New Roman" w:eastAsia="Times New Roman" w:hAnsi="Times New Roman" w:cs="Times New Roman"/>
+        </w:rPr>
+        <w:t>.</w:t>
+      </w:r>
+    </w:p>
+    <w:p>
+      <w:pPr>
+        <w:spacing w:before="240" w:after="240"/>
+        <w:ind w:firstLine="720"/>
+        <w:jc w:val="both"/>
+        <w:rPr>
+          <w:rFonts w:ascii="Times New Roman" w:eastAsia="Times New Roman" w:hAnsi="Times New Roman" w:cs="Times New Roman"/>
+        </w:rPr>
+      </w:pPr>
+      <w:r>
+        <w:rPr>
+          <w:rFonts w:ascii="Times New Roman" w:eastAsia="Times New Roman" w:hAnsi="Times New Roman" w:cs="Times New Roman"/>
+          <w:b/>
+          <w:bCs/>
+        </w:rPr>
         <w:t>NOW, THEREFORE</w:t>
       </w:r>
       <w:r>
@@ -584,6 +660,341 @@
           <w:rFonts w:ascii="Times New Roman" w:eastAsia="Times New Roman" w:hAnsi="Times New Roman" w:cs="Times New Roman"/>
         </w:rPr>
         <w:t>, the Parties agree as follows:</w:t>
+      </w:r>
+    </w:p>
+    <w:p>
+      <w:pPr>
+        <w:pStyle w:val="ListParagraph"/>
+        <w:numPr>
+          <w:ilvl w:val="0"/>
+          <w:numId w:val="2"/>
+        </w:numPr>
+        <w:spacing w:before="240" w:after="240"/>
+        <w:ind w:left="0" w:firstLine="720"/>
+        <w:contextualSpacing w:val="0"/>
+        <w:rPr>
+          <w:rFonts w:ascii="Times New Roman" w:hAnsi="Times New Roman" w:cs="Times New Roman"/>
+        </w:rPr>
+      </w:pPr>
+      <w:r>
+        <w:rPr>
+          <w:rFonts w:ascii="Times New Roman" w:hAnsi="Times New Roman" w:cs="Times New Roman"/>
+          <w:b/>
+          <w:bCs/>
+          <w:caps/>
+        </w:rPr>
+        <w:t>Definitions</w:t>
+      </w:r>
+    </w:p>
+    <w:p>
+      <w:pPr>
+        <w:pStyle w:val="ListParagraph"/>
+        <w:spacing w:before="240" w:after="240"/>
+        <w:contextualSpacing w:val="0"/>
+        <w:rPr>
+          <w:rFonts w:ascii="Times New Roman" w:hAnsi="Times New Roman" w:cs="Times New Roman"/>
+        </w:rPr>
+      </w:pPr>
+      <w:r>
+        <w:rPr>
+          <w:rFonts w:ascii="Times New Roman" w:hAnsi="Times New Roman" w:cs="Times New Roman"/>
+        </w:rPr>
+        <w:t>As used in this SALE, the following terms have the meanings set forth below:</w:t>
+      </w:r>
+    </w:p>
+    <w:p>
+      <w:pPr>
+        <w:pStyle w:val="ListParagraph"/>
+        <w:numPr>
+          <w:ilvl w:val="1"/>
+          <w:numId w:val="2"/>
+        </w:numPr>
+        <w:spacing w:before="240" w:after="240"/>
+        <w:contextualSpacing w:val="0"/>
+        <w:rPr>
+          <w:rFonts w:ascii="Times New Roman" w:hAnsi="Times New Roman" w:cs="Times New Roman"/>
+        </w:rPr>
+      </w:pPr>
+      <w:r>
+        <w:rPr>
+          <w:rFonts w:ascii="Times New Roman" w:hAnsi="Times New Roman" w:cs="Times New Roman"/>
+          <w:b/>
+          <w:bCs/>
+        </w:rPr>
+        <w:t>"Accredited Investor"</w:t>
+      </w:r>
+      <w:r>
+        <w:rPr>
+          <w:rFonts w:ascii="Times New Roman" w:hAnsi="Times New Roman" w:cs="Times New Roman"/>
+        </w:rPr>
+        <w:t xml:space="preserve"> has the meaning set forth in Rule 501(a) of Regulation D under the Securities Act.</w:t>
+      </w:r>
+    </w:p>
+    <w:p>
+      <w:pPr>
+        <w:pStyle w:val="ListParagraph"/>
+        <w:numPr>
+          <w:ilvl w:val="1"/>
+          <w:numId w:val="2"/>
+        </w:numPr>
+        <w:spacing w:before="240" w:after="240"/>
+        <w:contextualSpacing w:val="0"/>
+        <w:rPr>
+          <w:rFonts w:ascii="Times New Roman" w:hAnsi="Times New Roman" w:cs="Times New Roman"/>
+        </w:rPr>
+      </w:pPr>
+      <w:r>
+        <w:rPr>
+          <w:rFonts w:ascii="Times New Roman" w:hAnsi="Times New Roman" w:cs="Times New Roman"/>
+          <w:b/>
+          <w:bCs/>
+        </w:rPr>
+        <w:t>"Affiliate"</w:t>
+      </w:r>
+      <w:r>
+        <w:rPr>
+          <w:rFonts w:ascii="Times New Roman" w:hAnsi="Times New Roman" w:cs="Times New Roman"/>
+        </w:rPr>
+        <w:t xml:space="preserve"> has the meaning set forth in Rule 405 under the Securities Act.</w:t>
+      </w:r>
+    </w:p>
+    <w:p>
+      <w:pPr>
+        <w:pStyle w:val="ListParagraph"/>
+        <w:numPr>
+          <w:ilvl w:val="1"/>
+          <w:numId w:val="2"/>
+        </w:numPr>
+        <w:spacing w:before="240" w:after="240"/>
+        <w:contextualSpacing w:val="0"/>
+        <w:rPr>
+          <w:rFonts w:ascii="Times New Roman" w:hAnsi="Times New Roman" w:cs="Times New Roman"/>
+        </w:rPr>
+      </w:pPr>
+      <w:r>
+        <w:rPr>
+          <w:rFonts w:ascii="Times New Roman" w:hAnsi="Times New Roman" w:cs="Times New Roman"/>
+          <w:b/>
+          <w:bCs/>
+        </w:rPr>
+        <w:t>"Bad Actor"</w:t>
+      </w:r>
+      <w:r>
+        <w:rPr>
+          <w:rFonts w:ascii="Times New Roman" w:hAnsi="Times New Roman" w:cs="Times New Roman"/>
+        </w:rPr>
+        <w:t xml:space="preserve"> means any person subject to disqualification under Rule 506(d) of the Securities Act.</w:t>
+      </w:r>
+    </w:p>
+    <w:p>
+      <w:pPr>
+        <w:pStyle w:val="ListParagraph"/>
+        <w:numPr>
+          <w:ilvl w:val="1"/>
+          <w:numId w:val="2"/>
+        </w:numPr>
+        <w:spacing w:before="240" w:after="240"/>
+        <w:contextualSpacing w:val="0"/>
+        <w:rPr>
+          <w:rFonts w:ascii="Times New Roman" w:hAnsi="Times New Roman" w:cs="Times New Roman"/>
+        </w:rPr>
+      </w:pPr>
+      <w:r>
+        <w:rPr>
+          <w:rFonts w:ascii="Times New Roman" w:hAnsi="Times New Roman" w:cs="Times New Roman"/>
+          <w:b/>
+          <w:bCs/>
+        </w:rPr>
+        <w:t>"Closing"</w:t>
+      </w:r>
+      <w:r>
+        <w:rPr>
+          <w:rFonts w:ascii="Times New Roman" w:hAnsi="Times New Roman" w:cs="Times New Roman"/>
+        </w:rPr>
+        <w:t xml:space="preserve"> means the consummation of the purchase and sale of the Transferred Shares as described in Section 2(c).</w:t>
+      </w:r>
+    </w:p>
+    <w:p>
+      <w:pPr>
+        <w:pStyle w:val="ListParagraph"/>
+        <w:numPr>
+          <w:ilvl w:val="1"/>
+          <w:numId w:val="2"/>
+        </w:numPr>
+        <w:spacing w:before="240" w:after="240"/>
+        <w:contextualSpacing w:val="0"/>
+        <w:rPr>
+          <w:rFonts w:ascii="Times New Roman" w:hAnsi="Times New Roman" w:cs="Times New Roman"/>
+        </w:rPr>
+      </w:pPr>
+      <w:r>
+        <w:rPr>
+          <w:rFonts w:ascii="Times New Roman" w:hAnsi="Times New Roman" w:cs="Times New Roman"/>
+          <w:b/>
+          <w:bCs/>
+        </w:rPr>
+        <w:t>"Company Agreements"</w:t>
+      </w:r>
+      <w:r>
+        <w:rPr>
+          <w:rFonts w:ascii="Times New Roman" w:hAnsi="Times New Roman" w:cs="Times New Roman"/>
+        </w:rPr>
+        <w:t xml:space="preserve"> means the Company’s (</w:t>
+      </w:r>
+      <w:proofErr w:type="spellStart"/>
+      <w:r>
+        <w:rPr>
+          <w:rFonts w:ascii="Times New Roman" w:hAnsi="Times New Roman" w:cs="Times New Roman"/>
+        </w:rPr>
+        <w:t>i</w:t>
+      </w:r>
+      <w:proofErr w:type="spellEnd"/>
+      <w:r>
+        <w:rPr>
+          <w:rFonts w:ascii="Times New Roman" w:hAnsi="Times New Roman" w:cs="Times New Roman"/>
+        </w:rPr>
+        <w:t>) Investors’ Rights Agreement (</w:t>
+      </w:r>
+      <w:r>
+        <w:rPr>
+          <w:rFonts w:ascii="Times New Roman" w:hAnsi="Times New Roman" w:cs="Times New Roman"/>
+          <w:b/>
+          <w:bCs/>
+        </w:rPr>
+        <w:t>"IRA"</w:t>
+      </w:r>
+      <w:r>
+        <w:rPr>
+          <w:rFonts w:ascii="Times New Roman" w:hAnsi="Times New Roman" w:cs="Times New Roman"/>
+        </w:rPr>
+        <w:t>), (ii) Right of First Refusal and Co-Sale Agreement (</w:t>
+      </w:r>
+      <w:r>
+        <w:rPr>
+          <w:rFonts w:ascii="Times New Roman" w:hAnsi="Times New Roman" w:cs="Times New Roman"/>
+          <w:b/>
+          <w:bCs/>
+        </w:rPr>
+        <w:t>"ROFR Agreement"</w:t>
+      </w:r>
+      <w:r>
+        <w:rPr>
+          <w:rFonts w:ascii="Times New Roman" w:hAnsi="Times New Roman" w:cs="Times New Roman"/>
+        </w:rPr>
+        <w:t>), and (iii) Voting Agreement (each as in effect as of the date of this SALE, and as amended from time to time in accordance with their respective terms).</w:t>
+      </w:r>
+    </w:p>
+    <w:p>
+      <w:pPr>
+        <w:pStyle w:val="ListParagraph"/>
+        <w:numPr>
+          <w:ilvl w:val="1"/>
+          <w:numId w:val="2"/>
+        </w:numPr>
+        <w:spacing w:before="240" w:after="240"/>
+        <w:contextualSpacing w:val="0"/>
+        <w:rPr>
+          <w:rFonts w:ascii="Times New Roman" w:hAnsi="Times New Roman" w:cs="Times New Roman"/>
+        </w:rPr>
+      </w:pPr>
+      <w:r>
+        <w:rPr>
+          <w:rFonts w:ascii="Times New Roman" w:hAnsi="Times New Roman" w:cs="Times New Roman"/>
+          <w:b/>
+          <w:bCs/>
+        </w:rPr>
+        <w:t>"Confidential Information"</w:t>
+      </w:r>
+      <w:r>
+        <w:rPr>
+          <w:rFonts w:ascii="Times New Roman" w:hAnsi="Times New Roman" w:cs="Times New Roman"/>
+        </w:rPr>
+        <w:t xml:space="preserve"> means any non-public information provided by the Company to Buyer pursuant to Section 3(c), including the Standard Disclosure Packet.</w:t>
+      </w:r>
+    </w:p>
+    <w:p>
+      <w:pPr>
+        <w:pStyle w:val="ListParagraph"/>
+        <w:numPr>
+          <w:ilvl w:val="1"/>
+          <w:numId w:val="2"/>
+        </w:numPr>
+        <w:spacing w:before="240" w:after="240"/>
+        <w:contextualSpacing w:val="0"/>
+        <w:rPr>
+          <w:rFonts w:ascii="Times New Roman" w:hAnsi="Times New Roman" w:cs="Times New Roman"/>
+        </w:rPr>
+      </w:pPr>
+      <w:r>
+        <w:rPr>
+          <w:rFonts w:ascii="Times New Roman" w:hAnsi="Times New Roman" w:cs="Times New Roman"/>
+          <w:b/>
+          <w:bCs/>
+        </w:rPr>
+        <w:lastRenderedPageBreak/>
+        <w:t>"Reference Price"</w:t>
+      </w:r>
+      <w:r>
+        <w:rPr>
+          <w:rFonts w:ascii="Times New Roman" w:hAnsi="Times New Roman" w:cs="Times New Roman"/>
+        </w:rPr>
+        <w:t xml:space="preserve"> means the per-share price determined in accordance with Section 2(b), which serves as the basis for calculating the Purchase Price.</w:t>
+      </w:r>
+    </w:p>
+    <w:p>
+      <w:pPr>
+        <w:pStyle w:val="ListParagraph"/>
+        <w:numPr>
+          <w:ilvl w:val="1"/>
+          <w:numId w:val="2"/>
+        </w:numPr>
+        <w:spacing w:before="240" w:after="240"/>
+        <w:contextualSpacing w:val="0"/>
+        <w:rPr>
+          <w:rFonts w:ascii="Times New Roman" w:hAnsi="Times New Roman" w:cs="Times New Roman"/>
+        </w:rPr>
+      </w:pPr>
+      <w:r>
+        <w:rPr>
+          <w:rFonts w:ascii="Times New Roman" w:hAnsi="Times New Roman" w:cs="Times New Roman"/>
+          <w:b/>
+          <w:bCs/>
+        </w:rPr>
+        <w:t>"Securities Act"</w:t>
+      </w:r>
+      <w:r>
+        <w:rPr>
+          <w:rFonts w:ascii="Times New Roman" w:hAnsi="Times New Roman" w:cs="Times New Roman"/>
+        </w:rPr>
+        <w:t xml:space="preserve"> means the Securities Act of 1933, as amended.</w:t>
+      </w:r>
+    </w:p>
+    <w:p>
+      <w:pPr>
+        <w:pStyle w:val="ListParagraph"/>
+        <w:numPr>
+          <w:ilvl w:val="1"/>
+          <w:numId w:val="2"/>
+        </w:numPr>
+        <w:spacing w:before="240" w:after="240"/>
+        <w:contextualSpacing w:val="0"/>
+        <w:rPr>
+          <w:rFonts w:ascii="Times New Roman" w:hAnsi="Times New Roman" w:cs="Times New Roman"/>
+        </w:rPr>
+      </w:pPr>
+      <w:r>
+        <w:rPr>
+          <w:rFonts w:ascii="Times New Roman" w:hAnsi="Times New Roman" w:cs="Times New Roman"/>
+          <w:b/>
+          <w:bCs/>
+        </w:rPr>
+        <w:t>"Transferred Shares"</w:t>
+      </w:r>
+      <w:r>
+        <w:rPr>
+          <w:rFonts w:ascii="Times New Roman" w:hAnsi="Times New Roman" w:cs="Times New Roman"/>
+        </w:rPr>
+        <w:t xml:space="preserve"> means the shares of the Company’s capital stock described in Section 2(a).</w:t>
       </w:r>
     </w:p>
     <w:p>
@@ -779,13 +1190,7 @@
         <w:rPr>
           <w:rFonts w:ascii="Times New Roman" w:eastAsia="Times New Roman" w:hAnsi="Times New Roman" w:cs="Times New Roman"/>
         </w:rPr>
-        <w:t xml:space="preserve"> $[_______]</w:t>
-      </w:r>
-      <w:r>
-        <w:rPr>
-          <w:rFonts w:ascii="Times New Roman" w:eastAsia="Times New Roman" w:hAnsi="Times New Roman" w:cs="Times New Roman"/>
-        </w:rPr>
-        <w:t xml:space="preserve"> (the “</w:t>
+        <w:t xml:space="preserve"> $[_______] (the “</w:t>
       </w:r>
       <w:r>
         <w:rPr>
@@ -862,6 +1267,64 @@
         </w:rPr>
         <w:t>The Purchase Price represents a negotiated discount to this Reference Price to account for lack of liquidity.</w:t>
       </w:r>
+      <w:r>
+        <w:rPr>
+          <w:rFonts w:ascii="Times New Roman" w:eastAsia="Times New Roman" w:hAnsi="Times New Roman" w:cs="Times New Roman"/>
+          <w:i/>
+          <w:iCs/>
+        </w:rPr>
+        <w:t xml:space="preserve"> </w:t>
+      </w:r>
+      <w:r>
+        <w:rPr>
+          <w:rFonts w:ascii="Times New Roman" w:eastAsia="Times New Roman" w:hAnsi="Times New Roman" w:cs="Times New Roman"/>
+          <w:i/>
+          <w:iCs/>
+        </w:rPr>
+        <w:t>The parties acknowledge that this discount is intended to signal to auditors and tax authorities that the transaction is an ar</w:t>
+      </w:r>
+      <w:r>
+        <w:rPr>
+          <w:rFonts w:ascii="Times New Roman" w:eastAsia="Times New Roman" w:hAnsi="Times New Roman" w:cs="Times New Roman"/>
+          <w:i/>
+          <w:iCs/>
+        </w:rPr>
+        <w:t>m’s</w:t>
+      </w:r>
+      <w:r>
+        <w:rPr>
+          <w:rFonts w:ascii="Times New Roman" w:eastAsia="Times New Roman" w:hAnsi="Times New Roman" w:cs="Times New Roman"/>
+          <w:i/>
+          <w:iCs/>
+        </w:rPr>
+        <w:t xml:space="preserve">-length secondary transfer at below-market </w:t>
+      </w:r>
+      <w:proofErr w:type="gramStart"/>
+      <w:r>
+        <w:rPr>
+          <w:rFonts w:ascii="Times New Roman" w:eastAsia="Times New Roman" w:hAnsi="Times New Roman" w:cs="Times New Roman"/>
+          <w:i/>
+          <w:iCs/>
+        </w:rPr>
+        <w:t>pricing, and</w:t>
+      </w:r>
+      <w:proofErr w:type="gramEnd"/>
+      <w:r>
+        <w:rPr>
+          <w:rFonts w:ascii="Times New Roman" w:eastAsia="Times New Roman" w:hAnsi="Times New Roman" w:cs="Times New Roman"/>
+          <w:i/>
+          <w:iCs/>
+        </w:rPr>
+        <w:t xml:space="preserve"> is not intended to establish a new 409A fair market value for purposes of future option grants</w:t>
+      </w:r>
+      <w:r>
+        <w:rPr>
+          <w:rFonts w:ascii="Times New Roman" w:eastAsia="Times New Roman" w:hAnsi="Times New Roman" w:cs="Times New Roman"/>
+          <w:i/>
+          <w:iCs/>
+        </w:rPr>
+        <w:t>.</w:t>
+      </w:r>
     </w:p>
     <w:p>
       <w:pPr>
@@ -885,7 +1348,19 @@
         <w:rPr>
           <w:rFonts w:ascii="Times New Roman" w:eastAsia="Times New Roman" w:hAnsi="Times New Roman" w:cs="Times New Roman"/>
         </w:rPr>
-        <w:t xml:space="preserve"> The Closing shall occur remotely. Buyer shall remit the Purchase Price via wire transfer directly to the Seller (or via the Company’s designated paying agent) in accordance with the Wire Instructions provided in </w:t>
+        <w:t xml:space="preserve"> The</w:t>
+      </w:r>
+      <w:r>
+        <w:rPr>
+          <w:rFonts w:ascii="Times New Roman" w:eastAsia="Times New Roman" w:hAnsi="Times New Roman" w:cs="Times New Roman"/>
+        </w:rPr>
+        <w:t xml:space="preserve"> </w:t>
+      </w:r>
+      <w:r>
+        <w:rPr>
+          <w:rFonts w:ascii="Times New Roman" w:eastAsia="Times New Roman" w:hAnsi="Times New Roman" w:cs="Times New Roman"/>
+        </w:rPr>
+        <w:t xml:space="preserve">Closing shall occur remotely on a date mutually agreed by the parties, but in no event later than 30 days from the date of this SALE (subject to extension by written agreement of all parties). At Closing: (i) Buyer shall remit the Purchase Price via wire transfer in accordance with the wire instructions set forth in </w:t>
       </w:r>
       <w:r>
         <w:rPr>
@@ -898,49 +1373,21 @@
         <w:rPr>
           <w:rFonts w:ascii="Times New Roman" w:eastAsia="Times New Roman" w:hAnsi="Times New Roman" w:cs="Times New Roman"/>
         </w:rPr>
-        <w:t>.</w:t>
-      </w:r>
-      <w:r>
-        <w:rPr>
-          <w:rFonts w:ascii="Times New Roman" w:eastAsia="Times New Roman" w:hAnsi="Times New Roman" w:cs="Times New Roman"/>
-        </w:rPr>
-        <w:t xml:space="preserve"> </w:t>
-      </w:r>
-      <w:r>
-        <w:rPr>
-          <w:rFonts w:ascii="Times New Roman" w:eastAsia="Times New Roman" w:hAnsi="Times New Roman" w:cs="Times New Roman"/>
-        </w:rPr>
-        <w:t xml:space="preserve">Title to the Transferred Shares shall pass to Buyer </w:t>
-      </w:r>
-      <w:r>
-        <w:rPr>
-          <w:rFonts w:ascii="Times New Roman" w:eastAsia="Times New Roman" w:hAnsi="Times New Roman" w:cs="Times New Roman"/>
-        </w:rPr>
-        <w:t>automatically</w:t>
-      </w:r>
-      <w:r>
-        <w:rPr>
-          <w:rFonts w:ascii="Times New Roman" w:eastAsia="Times New Roman" w:hAnsi="Times New Roman" w:cs="Times New Roman"/>
-        </w:rPr>
-        <w:t xml:space="preserve"> upon the Company’s update of its stock ledger, which the Company agrees to perform promptly </w:t>
-      </w:r>
-      <w:r>
-        <w:rPr>
-          <w:rFonts w:ascii="Times New Roman" w:eastAsia="Times New Roman" w:hAnsi="Times New Roman" w:cs="Times New Roman"/>
-        </w:rPr>
-        <w:t xml:space="preserve">following </w:t>
-      </w:r>
-      <w:r>
-        <w:rPr>
-          <w:rFonts w:ascii="Times New Roman" w:eastAsia="Times New Roman" w:hAnsi="Times New Roman" w:cs="Times New Roman"/>
-        </w:rPr>
-        <w:t xml:space="preserve">receipt of </w:t>
-      </w:r>
-      <w:r>
-        <w:rPr>
-          <w:rFonts w:ascii="Times New Roman" w:eastAsia="Times New Roman" w:hAnsi="Times New Roman" w:cs="Times New Roman"/>
-        </w:rPr>
-        <w:t xml:space="preserve">the Purchase Price. </w:t>
+        <w:t xml:space="preserve">; and (ii) title to the Transferred Shares shall transfer to Buyer automatically upon the Company's update of its stock ledger (or instruction to its transfer agent), which the Company agrees to perform promptly following receipt of (A) confirmation of the wire transfer and (B) payment of the Administrative Fee pursuant to Section 3(d). </w:t>
+      </w:r>
+      <w:r>
+        <w:rPr>
+          <w:rFonts w:ascii="Times New Roman" w:eastAsia="Times New Roman" w:hAnsi="Times New Roman" w:cs="Times New Roman"/>
+          <w:i/>
+          <w:iCs/>
+        </w:rPr>
+        <w:t>For the avoidance of doubt, legal title to the Transferred Shares shall not pass until both the wire confirmation and Administrative Fee have been received by the Company</w:t>
+      </w:r>
+      <w:r>
+        <w:rPr>
+          <w:rFonts w:ascii="Times New Roman" w:eastAsia="Times New Roman" w:hAnsi="Times New Roman" w:cs="Times New Roman"/>
+        </w:rPr>
+        <w:t xml:space="preserve">. </w:t>
       </w:r>
     </w:p>
     <w:p>
@@ -986,72 +1433,46 @@
           <w:b/>
           <w:bCs/>
         </w:rPr>
+        <w:t>Waiver of ROFR/Co-Sale.</w:t>
+      </w:r>
+      <w:r>
+        <w:rPr>
+          <w:rFonts w:ascii="Times New Roman" w:eastAsia="Times New Roman" w:hAnsi="Times New Roman" w:cs="Times New Roman"/>
+        </w:rPr>
+        <w:t xml:space="preserve"> The</w:t>
+      </w:r>
+      <w:r>
+        <w:rPr>
+          <w:rFonts w:ascii="Times New Roman" w:eastAsia="Times New Roman" w:hAnsi="Times New Roman" w:cs="Times New Roman"/>
+        </w:rPr>
+        <w:t xml:space="preserve"> </w:t>
+      </w:r>
+      <w:r>
+        <w:rPr>
+          <w:rFonts w:ascii="Times New Roman" w:eastAsia="Times New Roman" w:hAnsi="Times New Roman" w:cs="Times New Roman"/>
+        </w:rPr>
+        <w:t xml:space="preserve">Company hereby waives any Right of First Refusal, Right of First Offer, or Co-Sale Right it may possess with respect to the Transferred Shares under the Company Agreements or any other organizational document. The Company represents and confirms that it has obtained, or the applicable notice and exercise periods have lapsed with respect to, any corresponding rights held by Major Investors (as defined in the Company Agreements) necessary to </w:t>
+      </w:r>
+      <w:proofErr w:type="gramStart"/>
+      <w:r>
+        <w:rPr>
+          <w:rFonts w:ascii="Times New Roman" w:eastAsia="Times New Roman" w:hAnsi="Times New Roman" w:cs="Times New Roman"/>
+        </w:rPr>
         <w:lastRenderedPageBreak/>
-        <w:t>Waiver of ROFR/Co-Sale.</w:t>
-      </w:r>
-      <w:r>
-        <w:rPr>
-          <w:rFonts w:ascii="Times New Roman" w:eastAsia="Times New Roman" w:hAnsi="Times New Roman" w:cs="Times New Roman"/>
-        </w:rPr>
-        <w:t xml:space="preserve"> The Company hereby waives any Right of First Refusal (ROFR), Right of First Offer, or Co-Sale Right it may possess with respect to the Transferred Shares under the </w:t>
-      </w:r>
-      <w:r>
-        <w:rPr>
-          <w:rFonts w:ascii="Times New Roman" w:eastAsia="Times New Roman" w:hAnsi="Times New Roman" w:cs="Times New Roman"/>
-        </w:rPr>
-        <w:t>Company’s Bylaws, Right of First Refusal and Co-Sale Agreement</w:t>
-      </w:r>
-      <w:r>
-        <w:rPr>
-          <w:rFonts w:ascii="Times New Roman" w:eastAsia="Times New Roman" w:hAnsi="Times New Roman" w:cs="Times New Roman"/>
-        </w:rPr>
-        <w:t xml:space="preserve"> (“</w:t>
-      </w:r>
-      <w:r>
-        <w:rPr>
-          <w:rFonts w:ascii="Times New Roman" w:eastAsia="Times New Roman" w:hAnsi="Times New Roman" w:cs="Times New Roman"/>
-          <w:b/>
-          <w:bCs/>
-        </w:rPr>
-        <w:t>ROFR</w:t>
-      </w:r>
-      <w:r>
-        <w:rPr>
-          <w:rFonts w:ascii="Times New Roman" w:eastAsia="Times New Roman" w:hAnsi="Times New Roman" w:cs="Times New Roman"/>
-        </w:rPr>
-        <w:t>”)</w:t>
-      </w:r>
-      <w:r>
-        <w:rPr>
-          <w:rFonts w:ascii="Times New Roman" w:eastAsia="Times New Roman" w:hAnsi="Times New Roman" w:cs="Times New Roman"/>
-        </w:rPr>
-        <w:t>, Investors’ Rights Agreement (</w:t>
-      </w:r>
-      <w:r>
-        <w:rPr>
-          <w:rFonts w:ascii="Times New Roman" w:eastAsia="Times New Roman" w:hAnsi="Times New Roman" w:cs="Times New Roman"/>
-        </w:rPr>
-        <w:t>“</w:t>
-      </w:r>
-      <w:r>
-        <w:rPr>
-          <w:rFonts w:ascii="Times New Roman" w:eastAsia="Times New Roman" w:hAnsi="Times New Roman" w:cs="Times New Roman"/>
-          <w:b/>
-          <w:bCs/>
-        </w:rPr>
-        <w:t>IRA</w:t>
-      </w:r>
-      <w:r>
-        <w:rPr>
-          <w:rFonts w:ascii="Times New Roman" w:eastAsia="Times New Roman" w:hAnsi="Times New Roman" w:cs="Times New Roman"/>
-        </w:rPr>
-        <w:t>”</w:t>
-      </w:r>
-      <w:r>
-        <w:rPr>
-          <w:rFonts w:ascii="Times New Roman" w:eastAsia="Times New Roman" w:hAnsi="Times New Roman" w:cs="Times New Roman"/>
-        </w:rPr>
-        <w:t>), or other organizational documents.</w:t>
+        <w:t>effect</w:t>
+      </w:r>
+      <w:proofErr w:type="gramEnd"/>
+      <w:r>
+        <w:rPr>
+          <w:rFonts w:ascii="Times New Roman" w:eastAsia="Times New Roman" w:hAnsi="Times New Roman" w:cs="Times New Roman"/>
+        </w:rPr>
+        <w:t xml:space="preserve"> this transfer free and clear of any ROFR or co-sale obligations. This waiver is limited to the specific Transferred Shares described in Section 2(a) and does not constitute a general waiver of the Company's rights under the Company Agreements</w:t>
+      </w:r>
+      <w:r>
+        <w:rPr>
+          <w:rFonts w:ascii="Times New Roman" w:eastAsia="Times New Roman" w:hAnsi="Times New Roman" w:cs="Times New Roman"/>
+        </w:rPr>
+        <w:t>.</w:t>
       </w:r>
     </w:p>
     <w:p>
@@ -1079,79 +1500,19 @@
         <w:rPr>
           <w:rFonts w:ascii="Times New Roman" w:hAnsi="Times New Roman" w:cs="Times New Roman"/>
         </w:rPr>
-        <w:t xml:space="preserve"> By executing this SALE, Buyer agrees to become a party to, and be bound by, the Company’s existing</w:t>
-      </w:r>
-      <w:r>
-        <w:rPr>
-          <w:rFonts w:ascii="Times New Roman" w:hAnsi="Times New Roman" w:cs="Times New Roman"/>
-        </w:rPr>
-        <w:t xml:space="preserve"> IRA</w:t>
-      </w:r>
-      <w:r>
-        <w:rPr>
-          <w:rFonts w:ascii="Times New Roman" w:hAnsi="Times New Roman" w:cs="Times New Roman"/>
-          <w:b/>
-          <w:bCs/>
-        </w:rPr>
-        <w:t xml:space="preserve">, </w:t>
-      </w:r>
-      <w:r>
-        <w:rPr>
-          <w:rFonts w:ascii="Times New Roman" w:hAnsi="Times New Roman" w:cs="Times New Roman"/>
-        </w:rPr>
-        <w:t xml:space="preserve">ROFR, and </w:t>
-      </w:r>
-      <w:r>
-        <w:rPr>
-          <w:rFonts w:ascii="Times New Roman" w:hAnsi="Times New Roman" w:cs="Times New Roman"/>
-          <w:b/>
-          <w:bCs/>
-        </w:rPr>
-        <w:t>Voting Agreement</w:t>
-      </w:r>
-      <w:r>
-        <w:rPr>
-          <w:rFonts w:ascii="Times New Roman" w:hAnsi="Times New Roman" w:cs="Times New Roman"/>
-        </w:rPr>
-        <w:t xml:space="preserve"> (including any "Drag-Along" provisions</w:t>
-      </w:r>
-      <w:r>
-        <w:rPr>
-          <w:rFonts w:ascii="Times New Roman" w:hAnsi="Times New Roman" w:cs="Times New Roman"/>
-        </w:rPr>
-        <w:t>, as applicable</w:t>
-      </w:r>
-      <w:r>
-        <w:rPr>
-          <w:rFonts w:ascii="Times New Roman" w:hAnsi="Times New Roman" w:cs="Times New Roman"/>
-        </w:rPr>
-        <w:t xml:space="preserve">); </w:t>
-      </w:r>
-      <w:r>
-        <w:rPr>
-          <w:rFonts w:ascii="Times New Roman" w:hAnsi="Times New Roman" w:cs="Times New Roman"/>
-          <w:i/>
-          <w:iCs/>
-        </w:rPr>
-        <w:t>in each case, to the same extent as the Seller was bound.</w:t>
-      </w:r>
-      <w:r>
-        <w:rPr>
-          <w:rFonts w:ascii="Times New Roman" w:hAnsi="Times New Roman" w:cs="Times New Roman"/>
-        </w:rPr>
-        <w:t xml:space="preserve"> This Section 2(b) shall constitute a valid </w:t>
-      </w:r>
-      <w:r>
-        <w:rPr>
-          <w:rFonts w:ascii="Times New Roman" w:hAnsi="Times New Roman" w:cs="Times New Roman"/>
-        </w:rPr>
-        <w:t>Joinder</w:t>
-      </w:r>
-      <w:r>
-        <w:rPr>
-          <w:rFonts w:ascii="Times New Roman" w:hAnsi="Times New Roman" w:cs="Times New Roman"/>
-        </w:rPr>
-        <w:t xml:space="preserve"> to such agreements without the need for separate signatures.</w:t>
+        <w:t xml:space="preserve"> By</w:t>
+      </w:r>
+      <w:r>
+        <w:rPr>
+          <w:rFonts w:ascii="Times New Roman" w:hAnsi="Times New Roman" w:cs="Times New Roman"/>
+        </w:rPr>
+        <w:t xml:space="preserve"> executing this SALE, Buyer agrees to become a party to, and be bound by, the Company Agreements to the same extent as the Seller was bound immediately prior to the Closing. This Section 3(b) shall constitute a valid Joinder to the Company Agreements without the need for separate signature pages. The Company acknowledges this Joinder and agrees to update its records to reflect Buyer as a party to each of the Company Agreements. For the avoidance of doubt, Buyer steps into the shoes of Seller with respect to the Transferred Shares only and does not assume any obligations of Seller that arose prior to the Closing</w:t>
+      </w:r>
+      <w:r>
+        <w:rPr>
+          <w:rFonts w:ascii="Times New Roman" w:hAnsi="Times New Roman" w:cs="Times New Roman"/>
+        </w:rPr>
+        <w:t>.</w:t>
       </w:r>
     </w:p>
     <w:p>
@@ -1196,13 +1557,7 @@
         <w:rPr>
           <w:rFonts w:ascii="Times New Roman" w:eastAsia="Times New Roman" w:hAnsi="Times New Roman" w:cs="Times New Roman"/>
         </w:rPr>
-        <w:t xml:space="preserve"> a summary capitalization table; and (iii) a certification of Good Standing. The Company makes no other representation regarding its future financial performance.</w:t>
-      </w:r>
-      <w:r>
-        <w:rPr>
-          <w:rFonts w:ascii="Times New Roman" w:eastAsia="Times New Roman" w:hAnsi="Times New Roman" w:cs="Times New Roman"/>
-        </w:rPr>
-        <w:t xml:space="preserve"> The </w:t>
+        <w:t xml:space="preserve"> a summary capitalization table; and (iii) a certification of Good Standing. The Company makes no other representation regarding its future financial performance. The </w:t>
       </w:r>
       <w:r>
         <w:rPr>
@@ -1438,6 +1793,42 @@
     </w:p>
     <w:p>
       <w:pPr>
+        <w:spacing w:after="200"/>
+        <w:ind w:left="720"/>
+        <w:jc w:val="both"/>
+        <w:rPr>
+          <w:rFonts w:ascii="Times New Roman" w:hAnsi="Times New Roman" w:cs="Times New Roman"/>
+        </w:rPr>
+      </w:pPr>
+      <w:r>
+        <w:rPr>
+          <w:rFonts w:ascii="Times New Roman" w:hAnsi="Times New Roman" w:cs="Times New Roman"/>
+        </w:rPr>
+        <w:t xml:space="preserve">Seller expressly waives the benefits of Section 1542 of the California Civil Code and any analogous law of any other jurisdiction, which provides: "A general release does not extend to claims that the creditor or releasing party does not know or suspect to exist in his or her favor at the time of executing the release and that, if known by him or her, would have materially affected his or her settlement with the debtor or released party." Seller acknowledges that it has been advised by counsel in connection with this </w:t>
+      </w:r>
+      <w:proofErr w:type="gramStart"/>
+      <w:r>
+        <w:rPr>
+          <w:rFonts w:ascii="Times New Roman" w:hAnsi="Times New Roman" w:cs="Times New Roman"/>
+        </w:rPr>
+        <w:t>waiver, or</w:t>
+      </w:r>
+      <w:proofErr w:type="gramEnd"/>
+      <w:r>
+        <w:rPr>
+          <w:rFonts w:ascii="Times New Roman" w:hAnsi="Times New Roman" w:cs="Times New Roman"/>
+        </w:rPr>
+        <w:t xml:space="preserve"> has had the opportunity to consult counsel and voluntarily waived that right</w:t>
+      </w:r>
+      <w:r>
+        <w:rPr>
+          <w:rFonts w:ascii="Times New Roman" w:hAnsi="Times New Roman" w:cs="Times New Roman"/>
+        </w:rPr>
+        <w:t>.</w:t>
+      </w:r>
+    </w:p>
+    <w:p>
+      <w:pPr>
         <w:numPr>
           <w:ilvl w:val="2"/>
           <w:numId w:val="1"/>
@@ -1500,13 +1891,92 @@
         <w:rPr>
           <w:rFonts w:ascii="Times New Roman" w:eastAsia="Times New Roman" w:hAnsi="Times New Roman" w:cs="Times New Roman"/>
         </w:rPr>
-        <w:t>) they are the sole record and beneficial owner of the Transferred Shares; (ii) the Shares are free and clear of any liens, pledges, or encumbrances; and (iii) the</w:t>
-      </w:r>
-      <w:r>
-        <w:rPr>
-          <w:rFonts w:ascii="Times New Roman" w:eastAsia="Times New Roman" w:hAnsi="Times New Roman" w:cs="Times New Roman"/>
-        </w:rPr>
-        <w:t xml:space="preserve"> Seller</w:t>
+        <w:t xml:space="preserve">) they are the sole record and beneficial owner of the Transferred Shares; (ii) </w:t>
+      </w:r>
+      <w:r>
+        <w:rPr>
+          <w:rFonts w:ascii="Times New Roman" w:eastAsia="Times New Roman" w:hAnsi="Times New Roman" w:cs="Times New Roman"/>
+        </w:rPr>
+        <w:t xml:space="preserve">Seller has full legal capacity, power, and authority to execute, deliver, and perform this SALE, and this SALE constitutes the valid and binding obligation of Seller, enforceable </w:t>
+      </w:r>
+      <w:r>
+        <w:rPr>
+          <w:rFonts w:ascii="Times New Roman" w:eastAsia="Times New Roman" w:hAnsi="Times New Roman" w:cs="Times New Roman"/>
+        </w:rPr>
+        <w:lastRenderedPageBreak/>
+        <w:t>in accordance with its terms</w:t>
+      </w:r>
+      <w:r>
+        <w:rPr>
+          <w:rFonts w:ascii="Times New Roman" w:eastAsia="Times New Roman" w:hAnsi="Times New Roman" w:cs="Times New Roman"/>
+        </w:rPr>
+        <w:t xml:space="preserve">, (iii) </w:t>
+      </w:r>
+      <w:r>
+        <w:rPr>
+          <w:rFonts w:ascii="Times New Roman" w:eastAsia="Times New Roman" w:hAnsi="Times New Roman" w:cs="Times New Roman"/>
+        </w:rPr>
+        <w:t>the Shares are free and clear of any liens, pledges, or encumbrances; and (i</w:t>
+      </w:r>
+      <w:r>
+        <w:rPr>
+          <w:rFonts w:ascii="Times New Roman" w:eastAsia="Times New Roman" w:hAnsi="Times New Roman" w:cs="Times New Roman"/>
+        </w:rPr>
+        <w:t>v</w:t>
+      </w:r>
+      <w:r>
+        <w:rPr>
+          <w:rFonts w:ascii="Times New Roman" w:eastAsia="Times New Roman" w:hAnsi="Times New Roman" w:cs="Times New Roman"/>
+        </w:rPr>
+        <w:t>) the Seller is not a "bad actor" as defined in Rule 506(</w:t>
+      </w:r>
+      <w:r>
+        <w:rPr>
+          <w:rFonts w:ascii="Times New Roman" w:eastAsia="Times New Roman" w:hAnsi="Times New Roman" w:cs="Times New Roman"/>
+        </w:rPr>
+        <w:t>d) of the Securities Act</w:t>
+      </w:r>
+      <w:r>
+        <w:rPr>
+          <w:rFonts w:ascii="Times New Roman" w:eastAsia="Times New Roman" w:hAnsi="Times New Roman" w:cs="Times New Roman"/>
+        </w:rPr>
+        <w:t xml:space="preserve">, and (v) </w:t>
+      </w:r>
+      <w:r>
+        <w:rPr>
+          <w:rFonts w:ascii="Times New Roman" w:eastAsia="Times New Roman" w:hAnsi="Times New Roman" w:cs="Times New Roman"/>
+        </w:rPr>
+        <w:t>i</w:t>
+      </w:r>
+      <w:r>
+        <w:rPr>
+          <w:rFonts w:ascii="Times New Roman" w:eastAsia="Times New Roman" w:hAnsi="Times New Roman" w:cs="Times New Roman"/>
+        </w:rPr>
+        <w:t xml:space="preserve">f Seller is married and resides in a community property state, Seller has delivered a duly executed </w:t>
+      </w:r>
+      <w:r>
+        <w:rPr>
+          <w:rFonts w:ascii="Times New Roman" w:eastAsia="Times New Roman" w:hAnsi="Times New Roman" w:cs="Times New Roman"/>
+        </w:rPr>
+        <w:t>s</w:t>
+      </w:r>
+      <w:r>
+        <w:rPr>
+          <w:rFonts w:ascii="Times New Roman" w:eastAsia="Times New Roman" w:hAnsi="Times New Roman" w:cs="Times New Roman"/>
+        </w:rPr>
+        <w:t xml:space="preserve">pousal </w:t>
+      </w:r>
+      <w:r>
+        <w:rPr>
+          <w:rFonts w:ascii="Times New Roman" w:eastAsia="Times New Roman" w:hAnsi="Times New Roman" w:cs="Times New Roman"/>
+        </w:rPr>
+        <w:t>c</w:t>
+      </w:r>
+      <w:r>
+        <w:rPr>
+          <w:rFonts w:ascii="Times New Roman" w:eastAsia="Times New Roman" w:hAnsi="Times New Roman" w:cs="Times New Roman"/>
+        </w:rPr>
+        <w:t>onsent</w:t>
       </w:r>
       <w:r>
         <w:rPr>
@@ -1518,19 +1988,13 @@
         <w:rPr>
           <w:rFonts w:ascii="Times New Roman" w:eastAsia="Times New Roman" w:hAnsi="Times New Roman" w:cs="Times New Roman"/>
         </w:rPr>
-        <w:t>is</w:t>
-      </w:r>
-      <w:r>
-        <w:rPr>
-          <w:rFonts w:ascii="Times New Roman" w:eastAsia="Times New Roman" w:hAnsi="Times New Roman" w:cs="Times New Roman"/>
-        </w:rPr>
-        <w:t xml:space="preserve"> not a "bad actor" as defined in Rule 506(</w:t>
-      </w:r>
-      <w:r>
-        <w:rPr>
-          <w:rFonts w:ascii="Times New Roman" w:eastAsia="Times New Roman" w:hAnsi="Times New Roman" w:cs="Times New Roman"/>
-        </w:rPr>
-        <w:t>d) of the Securities Act.</w:t>
+        <w:t>in a form reasonably acceptable to the Company</w:t>
+      </w:r>
+      <w:r>
+        <w:rPr>
+          <w:rFonts w:ascii="Times New Roman" w:eastAsia="Times New Roman" w:hAnsi="Times New Roman" w:cs="Times New Roman"/>
+        </w:rPr>
+        <w:t>.</w:t>
       </w:r>
     </w:p>
     <w:p>
@@ -1691,8 +2155,6 @@
       <w:r>
         <w:rPr>
           <w:rFonts w:ascii="Times New Roman" w:hAnsi="Times New Roman" w:cs="Times New Roman"/>
-          <w:b/>
-          <w:bCs/>
         </w:rPr>
         <w:t>n</w:t>
       </w:r>
@@ -1718,7 +2180,37 @@
         <w:rPr>
           <w:rFonts w:ascii="Times New Roman" w:hAnsi="Times New Roman" w:cs="Times New Roman"/>
         </w:rPr>
-        <w:t xml:space="preserve"> of the Securities Act.</w:t>
+        <w:t xml:space="preserve"> of the Securities Act</w:t>
+      </w:r>
+      <w:r>
+        <w:rPr>
+          <w:rFonts w:ascii="Times New Roman" w:hAnsi="Times New Roman" w:cs="Times New Roman"/>
+        </w:rPr>
+        <w:t xml:space="preserve">. </w:t>
+      </w:r>
+      <w:r>
+        <w:rPr>
+          <w:rFonts w:ascii="Times New Roman" w:hAnsi="Times New Roman" w:cs="Times New Roman"/>
+        </w:rPr>
+        <w:t xml:space="preserve">Buyer </w:t>
+      </w:r>
+      <w:r>
+        <w:rPr>
+          <w:rFonts w:ascii="Times New Roman" w:hAnsi="Times New Roman" w:cs="Times New Roman"/>
+        </w:rPr>
+        <w:t xml:space="preserve">further </w:t>
+      </w:r>
+      <w:r>
+        <w:rPr>
+          <w:rFonts w:ascii="Times New Roman" w:hAnsi="Times New Roman" w:cs="Times New Roman"/>
+        </w:rPr>
+        <w:t>acknowledges that the offer and sale of the Transferred Shares are being made in reliance on the exemption from registration set forth in Section 4(a)(7) of the Securities Act (or, if such exemption is unavailable, Rule 144 or another applicable exemption), and that the availability of such exemption depends, in part, on the accuracy of the representations made herein</w:t>
+      </w:r>
+      <w:r>
+        <w:rPr>
+          <w:rFonts w:ascii="Times New Roman" w:hAnsi="Times New Roman" w:cs="Times New Roman"/>
+        </w:rPr>
+        <w:t>.</w:t>
       </w:r>
     </w:p>
     <w:p>
@@ -1742,7 +2234,7 @@
           <w:b/>
           <w:bCs/>
         </w:rPr>
-        <w:t>MISCELLANEOUS</w:t>
+        <w:t>TERMINATION</w:t>
       </w:r>
     </w:p>
     <w:p>
@@ -1754,21 +2246,138 @@
         <w:spacing w:after="200"/>
         <w:ind w:left="360" w:firstLine="720"/>
         <w:jc w:val="both"/>
-      </w:pPr>
-      <w:r>
-        <w:rPr>
-          <w:rFonts w:ascii="Times New Roman" w:eastAsia="Times New Roman" w:hAnsi="Times New Roman" w:cs="Times New Roman"/>
-          <w:b/>
-          <w:bCs/>
-        </w:rPr>
-        <w:lastRenderedPageBreak/>
+        <w:rPr>
+          <w:rFonts w:ascii="Times New Roman" w:eastAsia="Times New Roman" w:hAnsi="Times New Roman" w:cs="Times New Roman"/>
+          <w:b/>
+          <w:bCs/>
+        </w:rPr>
+      </w:pPr>
+      <w:r>
+        <w:rPr>
+          <w:rFonts w:ascii="Times New Roman" w:eastAsia="Times New Roman" w:hAnsi="Times New Roman" w:cs="Times New Roman"/>
+        </w:rPr>
+        <w:t>This SALE shall terminate automatically, and the parties shall be released from all obligations hereunder (other than confidentiality obligations under Section 3(c) and any accrued payment obligations), if the Closing has not occurred by the date that is 30 days from the date hereof (the "</w:t>
+      </w:r>
+      <w:r>
+        <w:rPr>
+          <w:rFonts w:ascii="Times New Roman" w:eastAsia="Times New Roman" w:hAnsi="Times New Roman" w:cs="Times New Roman"/>
+          <w:b/>
+          <w:bCs/>
+        </w:rPr>
+        <w:t>Outside Date</w:t>
+      </w:r>
+      <w:r>
+        <w:rPr>
+          <w:rFonts w:ascii="Times New Roman" w:eastAsia="Times New Roman" w:hAnsi="Times New Roman" w:cs="Times New Roman"/>
+        </w:rPr>
+        <w:t xml:space="preserve">"), unless the Outside Date is extended by written agreement of all Parties. If this SALE is terminated pursuant to this Section </w:t>
+      </w:r>
+      <w:r>
+        <w:rPr>
+          <w:rFonts w:ascii="Times New Roman" w:eastAsia="Times New Roman" w:hAnsi="Times New Roman" w:cs="Times New Roman"/>
+        </w:rPr>
+        <w:t>5</w:t>
+      </w:r>
+      <w:r>
+        <w:rPr>
+          <w:rFonts w:ascii="Times New Roman" w:eastAsia="Times New Roman" w:hAnsi="Times New Roman" w:cs="Times New Roman"/>
+        </w:rPr>
+        <w:t>(a): (</w:t>
+      </w:r>
+      <w:proofErr w:type="spellStart"/>
+      <w:r>
+        <w:rPr>
+          <w:rFonts w:ascii="Times New Roman" w:eastAsia="Times New Roman" w:hAnsi="Times New Roman" w:cs="Times New Roman"/>
+        </w:rPr>
+        <w:t>i</w:t>
+      </w:r>
+      <w:proofErr w:type="spellEnd"/>
+      <w:r>
+        <w:rPr>
+          <w:rFonts w:ascii="Times New Roman" w:eastAsia="Times New Roman" w:hAnsi="Times New Roman" w:cs="Times New Roman"/>
+        </w:rPr>
+        <w:t>) Buyer shall have no obligation to purchase the Transferred Shares; (ii) Seller shall have no obligation to transfer the Transferred Shares; and (iii) neither Party shall have any liability to the other by reason of such termination, except for any breach occurring prior to termination</w:t>
+      </w:r>
+      <w:r>
+        <w:rPr>
+          <w:rFonts w:ascii="Times New Roman" w:eastAsia="Times New Roman" w:hAnsi="Times New Roman" w:cs="Times New Roman"/>
+        </w:rPr>
+        <w:t>.</w:t>
+      </w:r>
+    </w:p>
+    <w:p>
+      <w:pPr>
+        <w:numPr>
+          <w:ilvl w:val="0"/>
+          <w:numId w:val="1"/>
+        </w:numPr>
+        <w:spacing w:after="200"/>
+        <w:ind w:left="0" w:firstLine="720"/>
+        <w:jc w:val="both"/>
+        <w:rPr>
+          <w:rFonts w:ascii="Times New Roman" w:eastAsia="Times New Roman" w:hAnsi="Times New Roman" w:cs="Times New Roman"/>
+          <w:b/>
+          <w:bCs/>
+        </w:rPr>
+      </w:pPr>
+      <w:r>
+        <w:rPr>
+          <w:rFonts w:ascii="Times New Roman" w:eastAsia="Times New Roman" w:hAnsi="Times New Roman" w:cs="Times New Roman"/>
+          <w:b/>
+          <w:bCs/>
+        </w:rPr>
+        <w:t>MISCELLANEOUS</w:t>
+      </w:r>
+    </w:p>
+    <w:p>
+      <w:pPr>
+        <w:numPr>
+          <w:ilvl w:val="1"/>
+          <w:numId w:val="1"/>
+        </w:numPr>
+        <w:spacing w:after="200"/>
+        <w:ind w:left="360" w:firstLine="720"/>
+        <w:jc w:val="both"/>
+      </w:pPr>
+      <w:r>
+        <w:rPr>
+          <w:rFonts w:ascii="Times New Roman" w:eastAsia="Times New Roman" w:hAnsi="Times New Roman" w:cs="Times New Roman"/>
+          <w:b/>
+          <w:bCs/>
+        </w:rPr>
         <w:t>Tax Withholding.</w:t>
       </w:r>
       <w:r>
         <w:rPr>
           <w:rFonts w:ascii="Times New Roman" w:eastAsia="Times New Roman" w:hAnsi="Times New Roman" w:cs="Times New Roman"/>
         </w:rPr>
-        <w:t xml:space="preserve"> If Seller is a current or former employee, Seller acknowledges that the Company may be required to withhold taxes related to the transfer. Seller agrees to remit any required withholding amount to the Company upon demand.</w:t>
+        <w:t xml:space="preserve"> I</w:t>
+      </w:r>
+      <w:r>
+        <w:rPr>
+          <w:rFonts w:ascii="Times New Roman" w:eastAsia="Times New Roman" w:hAnsi="Times New Roman" w:cs="Times New Roman"/>
+        </w:rPr>
+        <w:t xml:space="preserve">f Seller is a current or former employee of the Company, Seller acknowledges that the sale of the Transferred Shares may trigger federal, state, or local income or employment tax withholding obligations. Seller hereby authorizes the Company to deduct any such required withholding from the Purchase Price before remitting Net Proceeds to Seller at </w:t>
+      </w:r>
+      <w:proofErr w:type="gramStart"/>
+      <w:r>
+        <w:rPr>
+          <w:rFonts w:ascii="Times New Roman" w:eastAsia="Times New Roman" w:hAnsi="Times New Roman" w:cs="Times New Roman"/>
+        </w:rPr>
+        <w:t>Closing, and</w:t>
+      </w:r>
+      <w:proofErr w:type="gramEnd"/>
+      <w:r>
+        <w:rPr>
+          <w:rFonts w:ascii="Times New Roman" w:eastAsia="Times New Roman" w:hAnsi="Times New Roman" w:cs="Times New Roman"/>
+        </w:rPr>
+        <w:t xml:space="preserve"> agrees to cooperate with the Company in completing any required tax forms (including IRS Form W-9 or W-8, as applicable)</w:t>
+      </w:r>
+      <w:r>
+        <w:rPr>
+          <w:rFonts w:ascii="Times New Roman" w:eastAsia="Times New Roman" w:hAnsi="Times New Roman" w:cs="Times New Roman"/>
+        </w:rPr>
+        <w:t>.</w:t>
       </w:r>
     </w:p>
     <w:p>
@@ -1793,7 +2402,19 @@
         <w:rPr>
           <w:rFonts w:ascii="Times New Roman" w:eastAsia="Times New Roman" w:hAnsi="Times New Roman" w:cs="Times New Roman"/>
         </w:rPr>
-        <w:t xml:space="preserve"> This SALE shall be governed by the laws of the State of Delaware.</w:t>
+        <w:t xml:space="preserve"> This</w:t>
+      </w:r>
+      <w:r>
+        <w:rPr>
+          <w:rFonts w:ascii="Times New Roman" w:eastAsia="Times New Roman" w:hAnsi="Times New Roman" w:cs="Times New Roman"/>
+        </w:rPr>
+        <w:t xml:space="preserve"> SALE shall be governed by and construed in accordance with the Delaware General Corporation Law and the laws of the State of Delaware (without regard to conflict of law principles). Each Party irrevocably consents to the exclusive jurisdiction of the state and federal courts sitting in Delaware for any dispute arising hereunder</w:t>
+      </w:r>
+      <w:r>
+        <w:rPr>
+          <w:rFonts w:ascii="Times New Roman" w:eastAsia="Times New Roman" w:hAnsi="Times New Roman" w:cs="Times New Roman"/>
+        </w:rPr>
+        <w:t>.</w:t>
       </w:r>
     </w:p>
     <w:p>
@@ -1849,6 +2470,7 @@
           <w:b/>
           <w:bCs/>
         </w:rPr>
+        <w:lastRenderedPageBreak/>
         <w:t>Construction; Validity</w:t>
       </w:r>
       <w:r>
@@ -1991,7 +2613,7 @@
         <w:rPr>
           <w:rFonts w:ascii="Times New Roman" w:hAnsi="Times New Roman" w:cs="Times New Roman"/>
         </w:rPr>
-        <w:t>, that Buyer may assign its rights to an Affiliate (as defined in Rule 405) provided such Affiliate agrees in writing to be bound by the terms hereof (including the Confidentiality provisions).</w:t>
+        <w:t>, that Buyer may assign its rights to an Affiliate provided such Affiliate agrees in writing to be bound by the terms hereof (including the Confidentiality provisions).</w:t>
       </w:r>
     </w:p>
     <w:p>
@@ -2528,11 +3150,11 @@
           <w:rFonts w:ascii="Times New Roman" w:eastAsia="Times New Roman" w:hAnsi="Times New Roman" w:cs="Times New Roman"/>
         </w:rPr>
         <w:sectPr>
-          <w:headerReference w:type="default" r:id="rId9"/>
-          <w:footerReference w:type="even" r:id="rId10"/>
-          <w:footerReference w:type="default" r:id="rId11"/>
-          <w:headerReference w:type="first" r:id="rId12"/>
-          <w:footerReference w:type="first" r:id="rId13"/>
+          <w:headerReference w:type="default" r:id="rId7"/>
+          <w:footerReference w:type="even" r:id="rId8"/>
+          <w:footerReference w:type="default" r:id="rId9"/>
+          <w:headerReference w:type="first" r:id="rId10"/>
+          <w:footerReference w:type="first" r:id="rId11"/>
           <w:pgSz w:w="12240" w:h="15840"/>
           <w:pgMar w:top="1440" w:right="1440" w:bottom="1440" w:left="1440" w:header="720" w:footer="720" w:gutter="0"/>
           <w:pgNumType w:start="1"/>
@@ -2567,6 +3189,7 @@
         <w:t>EXHIBIT A</w:t>
       </w:r>
     </w:p>
+    <w:p/>
     <w:sectPr>
       <w:pgSz w:w="12240" w:h="15840"/>
       <w:pgMar w:top="1440" w:right="1440" w:bottom="1440" w:left="1440" w:header="720" w:footer="720" w:gutter="0"/>
@@ -2576,31 +3199,6 @@
     </w:sectPr>
   </w:body>
 </w:document>
-</file>
-
-<file path=word/endnotes.xml><?xml version="1.0" encoding="utf-8"?>
-<w:endnotes xmlns:wpc="http://schemas.microsoft.com/office/word/2010/wordprocessingCanvas" xmlns:cx="http://schemas.microsoft.com/office/drawing/2014/chartex" xmlns:cx1="http://schemas.microsoft.com/office/drawing/2015/9/8/chartex" xmlns:cx2="http://schemas.microsoft.com/office/drawing/2015/10/21/chartex" xmlns:cx3="http://schemas.microsoft.com/office/drawing/2016/5/9/chartex" xmlns:cx4="http://schemas.microsoft.com/office/drawing/2016/5/10/chartex" xmlns:cx5="http://schemas.microsoft.com/office/drawing/2016/5/11/chartex" xmlns:cx6="http://schemas.microsoft.com/office/drawing/2016/5/12/chartex" xmlns:cx7="http://schemas.microsoft.com/office/drawing/2016/5/13/chartex" xmlns:cx8="http://schemas.microsoft.com/office/drawing/2016/5/14/chartex" xmlns:mc="http://schemas.openxmlformats.org/markup-compatibility/2006" xmlns:aink="http://schemas.microsoft.com/office/drawing/2016/ink" xmlns:am3d="http://schemas.microsoft.com/office/drawing/2017/model3d" xmlns:o="urn:schemas-microsoft-com:office:office" xmlns:oel="http://schemas.microsoft.com/office/2019/extlst" xmlns:r="http://schemas.openxmlformats.org/officeDocument/2006/relationships" xmlns:m="http://schemas.openxmlformats.org/officeDocument/2006/math" xmlns:v="urn:schemas-microsoft-com:vml" xmlns:wp14="http://schemas.microsoft.com/office/word/2010/wordprocessingDrawing" xmlns:wp="http://schemas.openxmlformats.org/drawingml/2006/wordprocessingDrawing" xmlns:w10="urn:schemas-microsoft-com:office:word" xmlns:w="http://schemas.openxmlformats.org/wordprocessingml/2006/main" xmlns:w14="http://schemas.microsoft.com/office/word/2010/wordml" xmlns:w15="http://schemas.microsoft.com/office/word/2012/wordml" xmlns:w16cex="http://schemas.microsoft.com/office/word/2018/wordml/cex" xmlns:w16cid="http://schemas.microsoft.com/office/word/2016/wordml/cid" xmlns:w16="http://schemas.microsoft.com/office/word/2018/wordml" xmlns:w16du="http://schemas.microsoft.com/office/word/2023/wordml/word16du" xmlns:w16sdtdh="http://schemas.microsoft.com/office/word/2020/wordml/sdtdatahash" xmlns:w16sdtfl="http://schemas.microsoft.com/office/word/2024/wordml/sdtformatlock" xmlns:w16se="http://schemas.microsoft.com/office/word/2015/wordml/symex" xmlns:wpg="http://schemas.microsoft.com/office/word/2010/wordprocessingGroup" xmlns:wpi="http://schemas.microsoft.com/office/word/2010/wordprocessingInk" xmlns:wne="http://schemas.microsoft.com/office/word/2006/wordml" xmlns:wps="http://schemas.microsoft.com/office/word/2010/wordprocessingShape" mc:Ignorable="w14 w15 w16se w16cid w16 w16cex w16sdtdh w16sdtfl w16du wp14">
-  <w:endnote w:type="separator" w:id="-1">
-    <w:p>
-      <w:pPr>
-        <w:spacing w:line="240" w:lineRule="auto"/>
-      </w:pPr>
-      <w:r>
-        <w:separator/>
-      </w:r>
-    </w:p>
-  </w:endnote>
-  <w:endnote w:type="continuationSeparator" w:id="0">
-    <w:p>
-      <w:pPr>
-        <w:spacing w:line="240" w:lineRule="auto"/>
-      </w:pPr>
-      <w:r>
-        <w:continuationSeparator/>
-      </w:r>
-    </w:p>
-  </w:endnote>
-</w:endnotes>
 </file>
 
 <file path=word/footer1.xml><?xml version="1.0" encoding="utf-8"?>
@@ -2775,31 +3373,6 @@
 </w:ftr>
 </file>
 
-<file path=word/footnotes.xml><?xml version="1.0" encoding="utf-8"?>
-<w:footnotes xmlns:wpc="http://schemas.microsoft.com/office/word/2010/wordprocessingCanvas" xmlns:cx="http://schemas.microsoft.com/office/drawing/2014/chartex" xmlns:cx1="http://schemas.microsoft.com/office/drawing/2015/9/8/chartex" xmlns:cx2="http://schemas.microsoft.com/office/drawing/2015/10/21/chartex" xmlns:cx3="http://schemas.microsoft.com/office/drawing/2016/5/9/chartex" xmlns:cx4="http://schemas.microsoft.com/office/drawing/2016/5/10/chartex" xmlns:cx5="http://schemas.microsoft.com/office/drawing/2016/5/11/chartex" xmlns:cx6="http://schemas.microsoft.com/office/drawing/2016/5/12/chartex" xmlns:cx7="http://schemas.microsoft.com/office/drawing/2016/5/13/chartex" xmlns:cx8="http://schemas.microsoft.com/office/drawing/2016/5/14/chartex" xmlns:mc="http://schemas.openxmlformats.org/markup-compatibility/2006" xmlns:aink="http://schemas.microsoft.com/office/drawing/2016/ink" xmlns:am3d="http://schemas.microsoft.com/office/drawing/2017/model3d" xmlns:o="urn:schemas-microsoft-com:office:office" xmlns:oel="http://schemas.microsoft.com/office/2019/extlst" xmlns:r="http://schemas.openxmlformats.org/officeDocument/2006/relationships" xmlns:m="http://schemas.openxmlformats.org/officeDocument/2006/math" xmlns:v="urn:schemas-microsoft-com:vml" xmlns:wp14="http://schemas.microsoft.com/office/word/2010/wordprocessingDrawing" xmlns:wp="http://schemas.openxmlformats.org/drawingml/2006/wordprocessingDrawing" xmlns:w10="urn:schemas-microsoft-com:office:word" xmlns:w="http://schemas.openxmlformats.org/wordprocessingml/2006/main" xmlns:w14="http://schemas.microsoft.com/office/word/2010/wordml" xmlns:w15="http://schemas.microsoft.com/office/word/2012/wordml" xmlns:w16cex="http://schemas.microsoft.com/office/word/2018/wordml/cex" xmlns:w16cid="http://schemas.microsoft.com/office/word/2016/wordml/cid" xmlns:w16="http://schemas.microsoft.com/office/word/2018/wordml" xmlns:w16du="http://schemas.microsoft.com/office/word/2023/wordml/word16du" xmlns:w16sdtdh="http://schemas.microsoft.com/office/word/2020/wordml/sdtdatahash" xmlns:w16sdtfl="http://schemas.microsoft.com/office/word/2024/wordml/sdtformatlock" xmlns:w16se="http://schemas.microsoft.com/office/word/2015/wordml/symex" xmlns:wpg="http://schemas.microsoft.com/office/word/2010/wordprocessingGroup" xmlns:wpi="http://schemas.microsoft.com/office/word/2010/wordprocessingInk" xmlns:wne="http://schemas.microsoft.com/office/word/2006/wordml" xmlns:wps="http://schemas.microsoft.com/office/word/2010/wordprocessingShape" mc:Ignorable="w14 w15 w16se w16cid w16 w16cex w16sdtdh w16sdtfl w16du wp14">
-  <w:footnote w:type="separator" w:id="-1">
-    <w:p>
-      <w:pPr>
-        <w:spacing w:line="240" w:lineRule="auto"/>
-      </w:pPr>
-      <w:r>
-        <w:separator/>
-      </w:r>
-    </w:p>
-  </w:footnote>
-  <w:footnote w:type="continuationSeparator" w:id="0">
-    <w:p>
-      <w:pPr>
-        <w:spacing w:line="240" w:lineRule="auto"/>
-      </w:pPr>
-      <w:r>
-        <w:continuationSeparator/>
-      </w:r>
-    </w:p>
-  </w:footnote>
-</w:footnotes>
-</file>
-
 <file path=word/header1.xml><?xml version="1.0" encoding="utf-8"?>
 <w:hdr xmlns:wpc="http://schemas.microsoft.com/office/word/2010/wordprocessingCanvas" xmlns:cx="http://schemas.microsoft.com/office/drawing/2014/chartex" xmlns:cx1="http://schemas.microsoft.com/office/drawing/2015/9/8/chartex" xmlns:cx2="http://schemas.microsoft.com/office/drawing/2015/10/21/chartex" xmlns:cx3="http://schemas.microsoft.com/office/drawing/2016/5/9/chartex" xmlns:cx4="http://schemas.microsoft.com/office/drawing/2016/5/10/chartex" xmlns:cx5="http://schemas.microsoft.com/office/drawing/2016/5/11/chartex" xmlns:cx6="http://schemas.microsoft.com/office/drawing/2016/5/12/chartex" xmlns:cx7="http://schemas.microsoft.com/office/drawing/2016/5/13/chartex" xmlns:cx8="http://schemas.microsoft.com/office/drawing/2016/5/14/chartex" xmlns:mc="http://schemas.openxmlformats.org/markup-compatibility/2006" xmlns:aink="http://schemas.microsoft.com/office/drawing/2016/ink" xmlns:am3d="http://schemas.microsoft.com/office/drawing/2017/model3d" xmlns:o="urn:schemas-microsoft-com:office:office" xmlns:oel="http://schemas.microsoft.com/office/2019/extlst" xmlns:r="http://schemas.openxmlformats.org/officeDocument/2006/relationships" xmlns:m="http://schemas.openxmlformats.org/officeDocument/2006/math" xmlns:v="urn:schemas-microsoft-com:vml" xmlns:wp14="http://schemas.microsoft.com/office/word/2010/wordprocessingDrawing" xmlns:wp="http://schemas.openxmlformats.org/drawingml/2006/wordprocessingDrawing" xmlns:w10="urn:schemas-microsoft-com:office:word" xmlns:w="http://schemas.openxmlformats.org/wordprocessingml/2006/main" xmlns:w14="http://schemas.microsoft.com/office/word/2010/wordml" xmlns:w15="http://schemas.microsoft.com/office/word/2012/wordml" xmlns:w16cex="http://schemas.microsoft.com/office/word/2018/wordml/cex" xmlns:w16cid="http://schemas.microsoft.com/office/word/2016/wordml/cid" xmlns:w16="http://schemas.microsoft.com/office/word/2018/wordml" xmlns:w16du="http://schemas.microsoft.com/office/word/2023/wordml/word16du" xmlns:w16sdtdh="http://schemas.microsoft.com/office/word/2020/wordml/sdtdatahash" xmlns:w16sdtfl="http://schemas.microsoft.com/office/word/2024/wordml/sdtformatlock" xmlns:w16se="http://schemas.microsoft.com/office/word/2015/wordml/symex" xmlns:wpg="http://schemas.microsoft.com/office/word/2010/wordprocessingGroup" xmlns:wpi="http://schemas.microsoft.com/office/word/2010/wordprocessingInk" xmlns:wne="http://schemas.microsoft.com/office/word/2006/wordml" xmlns:wps="http://schemas.microsoft.com/office/word/2010/wordprocessingShape" mc:Ignorable="w14 w15 w16se w16cid w16 w16cex w16sdtdh w16sdtfl w16du wp14">
   <w:p>
@@ -2815,14 +3388,7 @@
         <w:sz w:val="18"/>
         <w:szCs w:val="18"/>
       </w:rPr>
-      <w:t xml:space="preserve">Version </w:t>
-    </w:r>
-    <w:r>
-      <w:rPr>
-        <w:sz w:val="18"/>
-        <w:szCs w:val="18"/>
-      </w:rPr>
-      <w:t>0.1 (beta)</w:t>
+      <w:t>Version 0.1 (beta)</w:t>
     </w:r>
   </w:p>
 </w:hdr>
@@ -2843,14 +3409,7 @@
         <w:sz w:val="18"/>
         <w:szCs w:val="18"/>
       </w:rPr>
-      <w:t xml:space="preserve">Version </w:t>
-    </w:r>
-    <w:r>
-      <w:rPr>
-        <w:sz w:val="18"/>
-        <w:szCs w:val="18"/>
-      </w:rPr>
-      <w:t>0.1 (beta)</w:t>
+      <w:t>Version 0.1 (beta)</w:t>
     </w:r>
   </w:p>
 </w:hdr>
@@ -2859,9 +3418,10 @@
 <file path=word/numbering.xml><?xml version="1.0" encoding="utf-8"?>
 <w:numbering xmlns:wpc="http://schemas.microsoft.com/office/word/2010/wordprocessingCanvas" xmlns:cx="http://schemas.microsoft.com/office/drawing/2014/chartex" xmlns:cx1="http://schemas.microsoft.com/office/drawing/2015/9/8/chartex" xmlns:cx2="http://schemas.microsoft.com/office/drawing/2015/10/21/chartex" xmlns:cx3="http://schemas.microsoft.com/office/drawing/2016/5/9/chartex" xmlns:cx4="http://schemas.microsoft.com/office/drawing/2016/5/10/chartex" xmlns:cx5="http://schemas.microsoft.com/office/drawing/2016/5/11/chartex" xmlns:cx6="http://schemas.microsoft.com/office/drawing/2016/5/12/chartex" xmlns:cx7="http://schemas.microsoft.com/office/drawing/2016/5/13/chartex" xmlns:cx8="http://schemas.microsoft.com/office/drawing/2016/5/14/chartex" xmlns:mc="http://schemas.openxmlformats.org/markup-compatibility/2006" xmlns:aink="http://schemas.microsoft.com/office/drawing/2016/ink" xmlns:am3d="http://schemas.microsoft.com/office/drawing/2017/model3d" xmlns:o="urn:schemas-microsoft-com:office:office" xmlns:oel="http://schemas.microsoft.com/office/2019/extlst" xmlns:r="http://schemas.openxmlformats.org/officeDocument/2006/relationships" xmlns:m="http://schemas.openxmlformats.org/officeDocument/2006/math" xmlns:v="urn:schemas-microsoft-com:vml" xmlns:wp14="http://schemas.microsoft.com/office/word/2010/wordprocessingDrawing" xmlns:wp="http://schemas.openxmlformats.org/drawingml/2006/wordprocessingDrawing" xmlns:w10="urn:schemas-microsoft-com:office:word" xmlns:w="http://schemas.openxmlformats.org/wordprocessingml/2006/main" xmlns:w14="http://schemas.microsoft.com/office/word/2010/wordml" xmlns:w15="http://schemas.microsoft.com/office/word/2012/wordml" xmlns:w16cex="http://schemas.microsoft.com/office/word/2018/wordml/cex" xmlns:w16cid="http://schemas.microsoft.com/office/word/2016/wordml/cid" xmlns:w16="http://schemas.microsoft.com/office/word/2018/wordml" xmlns:w16du="http://schemas.microsoft.com/office/word/2023/wordml/word16du" xmlns:w16sdtdh="http://schemas.microsoft.com/office/word/2020/wordml/sdtdatahash" xmlns:w16sdtfl="http://schemas.microsoft.com/office/word/2024/wordml/sdtformatlock" xmlns:w16se="http://schemas.microsoft.com/office/word/2015/wordml/symex" xmlns:wpg="http://schemas.microsoft.com/office/word/2010/wordprocessingGroup" xmlns:wpi="http://schemas.microsoft.com/office/word/2010/wordprocessingInk" xmlns:wne="http://schemas.microsoft.com/office/word/2006/wordml" xmlns:wps="http://schemas.microsoft.com/office/word/2010/wordprocessingShape" mc:Ignorable="w14 w15 w16se w16cid w16 w16cex w16sdtdh w16sdtfl w16du wp14">
   <w:abstractNum w:abstractNumId="0" w15:restartNumberingAfterBreak="0">
-    <w:nsid w:val="1C575FB5"/>
+    <w:nsid w:val="0B0901E3"/>
     <w:multiLevelType w:val="multilevel"/>
     <w:tmpl w:val="D03036D8"/>
+    <w:styleLink w:val="CurrentList1"/>
     <w:lvl w:ilvl="0">
       <w:start w:val="1"/>
       <w:numFmt w:val="decimal"/>
@@ -2978,123 +3538,229 @@
     </w:lvl>
   </w:abstractNum>
   <w:abstractNum w:abstractNumId="1" w15:restartNumberingAfterBreak="0">
-    <w:nsid w:val="4D8706DF"/>
+    <w:nsid w:val="1C575FB5"/>
     <w:multiLevelType w:val="multilevel"/>
-    <w:tmpl w:val="8ED274BC"/>
+    <w:tmpl w:val="9FFE6136"/>
     <w:lvl w:ilvl="0">
+      <w:start w:val="2"/>
+      <w:numFmt w:val="decimal"/>
+      <w:lvlText w:val="%1."/>
+      <w:lvlJc w:val="left"/>
+      <w:pPr>
+        <w:ind w:left="720" w:hanging="360"/>
+      </w:pPr>
+      <w:rPr>
+        <w:rFonts w:hint="default"/>
+        <w:u w:val="none"/>
+      </w:rPr>
+    </w:lvl>
+    <w:lvl w:ilvl="1">
+      <w:start w:val="1"/>
+      <w:numFmt w:val="lowerLetter"/>
+      <w:lvlText w:val="%2."/>
+      <w:lvlJc w:val="left"/>
+      <w:pPr>
+        <w:ind w:left="1440" w:hanging="360"/>
+      </w:pPr>
+      <w:rPr>
+        <w:rFonts w:ascii="Times New Roman" w:eastAsia="Times New Roman" w:hAnsi="Times New Roman" w:cs="Times New Roman" w:hint="default"/>
+        <w:b w:val="0"/>
+        <w:bCs w:val="0"/>
+        <w:u w:val="none"/>
+      </w:rPr>
+    </w:lvl>
+    <w:lvl w:ilvl="2">
+      <w:start w:val="1"/>
+      <w:numFmt w:val="lowerRoman"/>
+      <w:lvlText w:val="%3."/>
+      <w:lvlJc w:val="right"/>
+      <w:pPr>
+        <w:ind w:left="2160" w:hanging="360"/>
+      </w:pPr>
+      <w:rPr>
+        <w:rFonts w:ascii="Times New Roman" w:eastAsia="Times New Roman" w:hAnsi="Times New Roman" w:cs="Times New Roman" w:hint="default"/>
+        <w:b w:val="0"/>
+        <w:bCs w:val="0"/>
+        <w:u w:val="none"/>
+      </w:rPr>
+    </w:lvl>
+    <w:lvl w:ilvl="3">
+      <w:start w:val="1"/>
+      <w:numFmt w:val="decimal"/>
+      <w:lvlText w:val="%4."/>
+      <w:lvlJc w:val="left"/>
+      <w:pPr>
+        <w:ind w:left="2880" w:hanging="360"/>
+      </w:pPr>
+      <w:rPr>
+        <w:rFonts w:hint="default"/>
+        <w:u w:val="none"/>
+      </w:rPr>
+    </w:lvl>
+    <w:lvl w:ilvl="4">
+      <w:start w:val="1"/>
+      <w:numFmt w:val="lowerLetter"/>
+      <w:lvlText w:val="%5."/>
+      <w:lvlJc w:val="left"/>
+      <w:pPr>
+        <w:ind w:left="3600" w:hanging="360"/>
+      </w:pPr>
+      <w:rPr>
+        <w:rFonts w:hint="default"/>
+        <w:u w:val="none"/>
+      </w:rPr>
+    </w:lvl>
+    <w:lvl w:ilvl="5">
+      <w:start w:val="1"/>
+      <w:numFmt w:val="lowerRoman"/>
+      <w:lvlText w:val="%6."/>
+      <w:lvlJc w:val="right"/>
+      <w:pPr>
+        <w:ind w:left="4320" w:hanging="360"/>
+      </w:pPr>
+      <w:rPr>
+        <w:rFonts w:hint="default"/>
+        <w:u w:val="none"/>
+      </w:rPr>
+    </w:lvl>
+    <w:lvl w:ilvl="6">
+      <w:start w:val="1"/>
+      <w:numFmt w:val="decimal"/>
+      <w:lvlText w:val="%7."/>
+      <w:lvlJc w:val="left"/>
+      <w:pPr>
+        <w:ind w:left="5040" w:hanging="360"/>
+      </w:pPr>
+      <w:rPr>
+        <w:rFonts w:hint="default"/>
+        <w:u w:val="none"/>
+      </w:rPr>
+    </w:lvl>
+    <w:lvl w:ilvl="7">
+      <w:start w:val="1"/>
+      <w:numFmt w:val="lowerLetter"/>
+      <w:lvlText w:val="%8."/>
+      <w:lvlJc w:val="left"/>
+      <w:pPr>
+        <w:ind w:left="5760" w:hanging="360"/>
+      </w:pPr>
+      <w:rPr>
+        <w:rFonts w:hint="default"/>
+        <w:u w:val="none"/>
+      </w:rPr>
+    </w:lvl>
+    <w:lvl w:ilvl="8">
+      <w:start w:val="1"/>
+      <w:numFmt w:val="lowerRoman"/>
+      <w:lvlText w:val="%9."/>
+      <w:lvlJc w:val="right"/>
+      <w:pPr>
+        <w:ind w:left="6480" w:hanging="360"/>
+      </w:pPr>
+      <w:rPr>
+        <w:rFonts w:hint="default"/>
+        <w:u w:val="none"/>
+      </w:rPr>
+    </w:lvl>
+  </w:abstractNum>
+  <w:abstractNum w:abstractNumId="2" w15:restartNumberingAfterBreak="0">
+    <w:nsid w:val="63EC14FC"/>
+    <w:multiLevelType w:val="hybridMultilevel"/>
+    <w:tmpl w:val="247873E8"/>
+    <w:lvl w:ilvl="0" w:tplc="83D0620E">
       <w:start w:val="1"/>
       <w:numFmt w:val="decimal"/>
       <w:lvlText w:val="%1."/>
       <w:lvlJc w:val="left"/>
       <w:pPr>
-        <w:tabs>
-          <w:tab w:val="num" w:pos="720"/>
-        </w:tabs>
         <w:ind w:left="720" w:hanging="360"/>
       </w:pPr>
+      <w:rPr>
+        <w:rFonts w:hint="default"/>
+        <w:b/>
+      </w:rPr>
     </w:lvl>
-    <w:lvl w:ilvl="1" w:tentative="1">
+    <w:lvl w:ilvl="1" w:tplc="04090019">
       <w:start w:val="1"/>
-      <w:numFmt w:val="decimal"/>
+      <w:numFmt w:val="lowerLetter"/>
       <w:lvlText w:val="%2."/>
       <w:lvlJc w:val="left"/>
       <w:pPr>
-        <w:tabs>
-          <w:tab w:val="num" w:pos="1440"/>
-        </w:tabs>
         <w:ind w:left="1440" w:hanging="360"/>
       </w:pPr>
     </w:lvl>
-    <w:lvl w:ilvl="2" w:tentative="1">
+    <w:lvl w:ilvl="2" w:tplc="0409001B" w:tentative="1">
       <w:start w:val="1"/>
-      <w:numFmt w:val="decimal"/>
+      <w:numFmt w:val="lowerRoman"/>
       <w:lvlText w:val="%3."/>
-      <w:lvlJc w:val="left"/>
-      <w:pPr>
-        <w:tabs>
-          <w:tab w:val="num" w:pos="2160"/>
-        </w:tabs>
-        <w:ind w:left="2160" w:hanging="360"/>
+      <w:lvlJc w:val="right"/>
+      <w:pPr>
+        <w:ind w:left="2160" w:hanging="180"/>
       </w:pPr>
     </w:lvl>
-    <w:lvl w:ilvl="3" w:tentative="1">
+    <w:lvl w:ilvl="3" w:tplc="0409000F" w:tentative="1">
       <w:start w:val="1"/>
       <w:numFmt w:val="decimal"/>
       <w:lvlText w:val="%4."/>
       <w:lvlJc w:val="left"/>
       <w:pPr>
-        <w:tabs>
-          <w:tab w:val="num" w:pos="2880"/>
-        </w:tabs>
         <w:ind w:left="2880" w:hanging="360"/>
       </w:pPr>
     </w:lvl>
-    <w:lvl w:ilvl="4" w:tentative="1">
+    <w:lvl w:ilvl="4" w:tplc="04090019" w:tentative="1">
       <w:start w:val="1"/>
-      <w:numFmt w:val="decimal"/>
+      <w:numFmt w:val="lowerLetter"/>
       <w:lvlText w:val="%5."/>
       <w:lvlJc w:val="left"/>
       <w:pPr>
-        <w:tabs>
-          <w:tab w:val="num" w:pos="3600"/>
-        </w:tabs>
         <w:ind w:left="3600" w:hanging="360"/>
       </w:pPr>
     </w:lvl>
-    <w:lvl w:ilvl="5" w:tentative="1">
+    <w:lvl w:ilvl="5" w:tplc="0409001B" w:tentative="1">
       <w:start w:val="1"/>
-      <w:numFmt w:val="decimal"/>
+      <w:numFmt w:val="lowerRoman"/>
       <w:lvlText w:val="%6."/>
-      <w:lvlJc w:val="left"/>
-      <w:pPr>
-        <w:tabs>
-          <w:tab w:val="num" w:pos="4320"/>
-        </w:tabs>
-        <w:ind w:left="4320" w:hanging="360"/>
+      <w:lvlJc w:val="right"/>
+      <w:pPr>
+        <w:ind w:left="4320" w:hanging="180"/>
       </w:pPr>
     </w:lvl>
-    <w:lvl w:ilvl="6" w:tentative="1">
+    <w:lvl w:ilvl="6" w:tplc="0409000F" w:tentative="1">
       <w:start w:val="1"/>
       <w:numFmt w:val="decimal"/>
       <w:lvlText w:val="%7."/>
       <w:lvlJc w:val="left"/>
       <w:pPr>
-        <w:tabs>
-          <w:tab w:val="num" w:pos="5040"/>
-        </w:tabs>
         <w:ind w:left="5040" w:hanging="360"/>
       </w:pPr>
     </w:lvl>
-    <w:lvl w:ilvl="7" w:tentative="1">
+    <w:lvl w:ilvl="7" w:tplc="04090019" w:tentative="1">
       <w:start w:val="1"/>
-      <w:numFmt w:val="decimal"/>
+      <w:numFmt w:val="lowerLetter"/>
       <w:lvlText w:val="%8."/>
       <w:lvlJc w:val="left"/>
       <w:pPr>
-        <w:tabs>
-          <w:tab w:val="num" w:pos="5760"/>
-        </w:tabs>
         <w:ind w:left="5760" w:hanging="360"/>
       </w:pPr>
     </w:lvl>
-    <w:lvl w:ilvl="8" w:tentative="1">
+    <w:lvl w:ilvl="8" w:tplc="0409001B" w:tentative="1">
       <w:start w:val="1"/>
-      <w:numFmt w:val="decimal"/>
+      <w:numFmt w:val="lowerRoman"/>
       <w:lvlText w:val="%9."/>
-      <w:lvlJc w:val="left"/>
-      <w:pPr>
-        <w:tabs>
-          <w:tab w:val="num" w:pos="6480"/>
-        </w:tabs>
-        <w:ind w:left="6480" w:hanging="360"/>
+      <w:lvlJc w:val="right"/>
+      <w:pPr>
+        <w:ind w:left="6480" w:hanging="180"/>
       </w:pPr>
     </w:lvl>
   </w:abstractNum>
   <w:num w:numId="1" w16cid:durableId="784885629">
+    <w:abstractNumId w:val="1"/>
+  </w:num>
+  <w:num w:numId="2" w16cid:durableId="601377838">
+    <w:abstractNumId w:val="2"/>
+  </w:num>
+  <w:num w:numId="3" w16cid:durableId="352732339">
     <w:abstractNumId w:val="0"/>
-  </w:num>
-  <w:num w:numId="2" w16cid:durableId="1880626191">
-    <w:abstractNumId w:val="1"/>
   </w:num>
 </w:numbering>
 </file>
@@ -3104,15 +3770,17 @@
   <w:docDefaults>
     <w:rPrDefault>
       <w:rPr>
-        <w:rFonts w:ascii="Arial" w:eastAsia="Arial" w:hAnsi="Arial" w:cs="Arial"/>
-        <w:sz w:val="22"/>
-        <w:szCs w:val="22"/>
-        <w:lang w:val="en" w:eastAsia="en-US" w:bidi="ar-SA"/>
+        <w:rFonts w:asciiTheme="minorHAnsi" w:eastAsiaTheme="minorHAnsi" w:hAnsiTheme="minorHAnsi" w:cstheme="minorBidi"/>
+        <w:kern w:val="2"/>
+        <w:sz w:val="24"/>
+        <w:szCs w:val="24"/>
+        <w:lang w:val="en-US" w:eastAsia="en-US" w:bidi="ar-SA"/>
+        <w14:ligatures w14:val="standardContextual"/>
       </w:rPr>
     </w:rPrDefault>
     <w:pPrDefault>
       <w:pPr>
-        <w:spacing w:line="276" w:lineRule="auto"/>
+        <w:spacing w:after="160" w:line="278" w:lineRule="auto"/>
       </w:pPr>
     </w:pPrDefault>
   </w:docDefaults>
@@ -3497,20 +4165,36 @@
   <w:style w:type="paragraph" w:default="1" w:styleId="Normal">
     <w:name w:val="Normal"/>
     <w:qFormat/>
+    <w:rsid w:val="00AB2225"/>
+    <w:pPr>
+      <w:spacing w:after="0" w:line="276" w:lineRule="auto"/>
+    </w:pPr>
+    <w:rPr>
+      <w:rFonts w:ascii="Arial" w:eastAsia="Arial" w:hAnsi="Arial" w:cs="Arial"/>
+      <w:kern w:val="0"/>
+      <w:sz w:val="22"/>
+      <w:szCs w:val="22"/>
+      <w:lang w:val="en"/>
+      <w14:ligatures w14:val="none"/>
+    </w:rPr>
   </w:style>
   <w:style w:type="paragraph" w:styleId="Heading1">
     <w:name w:val="heading 1"/>
     <w:basedOn w:val="Normal"/>
     <w:next w:val="Normal"/>
+    <w:link w:val="Heading1Char"/>
     <w:uiPriority w:val="9"/>
     <w:qFormat/>
+    <w:rsid w:val="00AB2225"/>
     <w:pPr>
       <w:keepNext/>
       <w:keepLines/>
-      <w:spacing w:before="400" w:after="120"/>
+      <w:spacing w:before="360" w:after="80"/>
       <w:outlineLvl w:val="0"/>
     </w:pPr>
     <w:rPr>
+      <w:rFonts w:asciiTheme="majorHAnsi" w:eastAsiaTheme="majorEastAsia" w:hAnsiTheme="majorHAnsi" w:cstheme="majorBidi"/>
+      <w:color w:val="0F4761" w:themeColor="accent1" w:themeShade="BF"/>
       <w:sz w:val="40"/>
       <w:szCs w:val="40"/>
     </w:rPr>
@@ -3519,17 +4203,21 @@
     <w:name w:val="heading 2"/>
     <w:basedOn w:val="Normal"/>
     <w:next w:val="Normal"/>
+    <w:link w:val="Heading2Char"/>
     <w:uiPriority w:val="9"/>
     <w:semiHidden/>
     <w:unhideWhenUsed/>
     <w:qFormat/>
+    <w:rsid w:val="00AB2225"/>
     <w:pPr>
       <w:keepNext/>
       <w:keepLines/>
-      <w:spacing w:before="360" w:after="120"/>
+      <w:spacing w:before="160" w:after="80"/>
       <w:outlineLvl w:val="1"/>
     </w:pPr>
     <w:rPr>
+      <w:rFonts w:asciiTheme="majorHAnsi" w:eastAsiaTheme="majorEastAsia" w:hAnsiTheme="majorHAnsi" w:cstheme="majorBidi"/>
+      <w:color w:val="0F4761" w:themeColor="accent1" w:themeShade="BF"/>
       <w:sz w:val="32"/>
       <w:szCs w:val="32"/>
     </w:rPr>
@@ -3538,18 +4226,21 @@
     <w:name w:val="heading 3"/>
     <w:basedOn w:val="Normal"/>
     <w:next w:val="Normal"/>
+    <w:link w:val="Heading3Char"/>
     <w:uiPriority w:val="9"/>
     <w:semiHidden/>
     <w:unhideWhenUsed/>
     <w:qFormat/>
+    <w:rsid w:val="00AB2225"/>
     <w:pPr>
       <w:keepNext/>
       <w:keepLines/>
-      <w:spacing w:before="320" w:after="80"/>
+      <w:spacing w:before="160" w:after="80"/>
       <w:outlineLvl w:val="2"/>
     </w:pPr>
     <w:rPr>
-      <w:color w:val="434343"/>
+      <w:rFonts w:eastAsiaTheme="majorEastAsia" w:cstheme="majorBidi"/>
+      <w:color w:val="0F4761" w:themeColor="accent1" w:themeShade="BF"/>
       <w:sz w:val="28"/>
       <w:szCs w:val="28"/>
     </w:rPr>
@@ -3558,58 +4249,130 @@
     <w:name w:val="heading 4"/>
     <w:basedOn w:val="Normal"/>
     <w:next w:val="Normal"/>
+    <w:link w:val="Heading4Char"/>
     <w:uiPriority w:val="9"/>
     <w:semiHidden/>
     <w:unhideWhenUsed/>
     <w:qFormat/>
+    <w:rsid w:val="00AB2225"/>
     <w:pPr>
       <w:keepNext/>
       <w:keepLines/>
-      <w:spacing w:before="280" w:after="80"/>
+      <w:spacing w:before="80" w:after="40"/>
       <w:outlineLvl w:val="3"/>
     </w:pPr>
     <w:rPr>
-      <w:color w:val="666666"/>
-      <w:sz w:val="24"/>
-      <w:szCs w:val="24"/>
+      <w:rFonts w:eastAsiaTheme="majorEastAsia" w:cstheme="majorBidi"/>
+      <w:i/>
+      <w:iCs/>
+      <w:color w:val="0F4761" w:themeColor="accent1" w:themeShade="BF"/>
     </w:rPr>
   </w:style>
   <w:style w:type="paragraph" w:styleId="Heading5">
     <w:name w:val="heading 5"/>
     <w:basedOn w:val="Normal"/>
     <w:next w:val="Normal"/>
+    <w:link w:val="Heading5Char"/>
     <w:uiPriority w:val="9"/>
     <w:semiHidden/>
     <w:unhideWhenUsed/>
     <w:qFormat/>
+    <w:rsid w:val="00AB2225"/>
     <w:pPr>
       <w:keepNext/>
       <w:keepLines/>
-      <w:spacing w:before="240" w:after="80"/>
+      <w:spacing w:before="80" w:after="40"/>
       <w:outlineLvl w:val="4"/>
     </w:pPr>
     <w:rPr>
-      <w:color w:val="666666"/>
+      <w:rFonts w:eastAsiaTheme="majorEastAsia" w:cstheme="majorBidi"/>
+      <w:color w:val="0F4761" w:themeColor="accent1" w:themeShade="BF"/>
     </w:rPr>
   </w:style>
   <w:style w:type="paragraph" w:styleId="Heading6">
     <w:name w:val="heading 6"/>
     <w:basedOn w:val="Normal"/>
     <w:next w:val="Normal"/>
+    <w:link w:val="Heading6Char"/>
     <w:uiPriority w:val="9"/>
     <w:semiHidden/>
     <w:unhideWhenUsed/>
     <w:qFormat/>
+    <w:rsid w:val="00AB2225"/>
     <w:pPr>
       <w:keepNext/>
       <w:keepLines/>
-      <w:spacing w:before="240" w:after="80"/>
+      <w:spacing w:before="40"/>
       <w:outlineLvl w:val="5"/>
     </w:pPr>
     <w:rPr>
+      <w:rFonts w:eastAsiaTheme="majorEastAsia" w:cstheme="majorBidi"/>
       <w:i/>
       <w:iCs/>
-      <w:color w:val="666666"/>
+      <w:color w:val="595959" w:themeColor="text1" w:themeTint="A6"/>
+    </w:rPr>
+  </w:style>
+  <w:style w:type="paragraph" w:styleId="Heading7">
+    <w:name w:val="heading 7"/>
+    <w:basedOn w:val="Normal"/>
+    <w:next w:val="Normal"/>
+    <w:link w:val="Heading7Char"/>
+    <w:uiPriority w:val="9"/>
+    <w:semiHidden/>
+    <w:unhideWhenUsed/>
+    <w:qFormat/>
+    <w:rsid w:val="00AB2225"/>
+    <w:pPr>
+      <w:keepNext/>
+      <w:keepLines/>
+      <w:spacing w:before="40"/>
+      <w:outlineLvl w:val="6"/>
+    </w:pPr>
+    <w:rPr>
+      <w:rFonts w:eastAsiaTheme="majorEastAsia" w:cstheme="majorBidi"/>
+      <w:color w:val="595959" w:themeColor="text1" w:themeTint="A6"/>
+    </w:rPr>
+  </w:style>
+  <w:style w:type="paragraph" w:styleId="Heading8">
+    <w:name w:val="heading 8"/>
+    <w:basedOn w:val="Normal"/>
+    <w:next w:val="Normal"/>
+    <w:link w:val="Heading8Char"/>
+    <w:uiPriority w:val="9"/>
+    <w:semiHidden/>
+    <w:unhideWhenUsed/>
+    <w:qFormat/>
+    <w:rsid w:val="00AB2225"/>
+    <w:pPr>
+      <w:keepNext/>
+      <w:keepLines/>
+      <w:outlineLvl w:val="7"/>
+    </w:pPr>
+    <w:rPr>
+      <w:rFonts w:eastAsiaTheme="majorEastAsia" w:cstheme="majorBidi"/>
+      <w:i/>
+      <w:iCs/>
+      <w:color w:val="272727" w:themeColor="text1" w:themeTint="D8"/>
+    </w:rPr>
+  </w:style>
+  <w:style w:type="paragraph" w:styleId="Heading9">
+    <w:name w:val="heading 9"/>
+    <w:basedOn w:val="Normal"/>
+    <w:next w:val="Normal"/>
+    <w:link w:val="Heading9Char"/>
+    <w:uiPriority w:val="9"/>
+    <w:semiHidden/>
+    <w:unhideWhenUsed/>
+    <w:qFormat/>
+    <w:rsid w:val="00AB2225"/>
+    <w:pPr>
+      <w:keepNext/>
+      <w:keepLines/>
+      <w:outlineLvl w:val="8"/>
+    </w:pPr>
+    <w:rPr>
+      <w:rFonts w:eastAsiaTheme="majorEastAsia" w:cstheme="majorBidi"/>
+      <w:color w:val="272727" w:themeColor="text1" w:themeTint="D8"/>
     </w:rPr>
   </w:style>
   <w:style w:type="character" w:default="1" w:styleId="DefaultParagraphFont">
@@ -3638,48 +4401,294 @@
     <w:semiHidden/>
     <w:unhideWhenUsed/>
   </w:style>
-  <w:style w:type="table" w:customStyle="1" w:styleId="TableNormal0">
-    <w:name w:val="TableNormal"/>
-    <w:tblPr>
-      <w:tblCellMar>
-        <w:top w:w="100" w:type="dxa"/>
-        <w:left w:w="100" w:type="dxa"/>
-        <w:bottom w:w="100" w:type="dxa"/>
-        <w:right w:w="100" w:type="dxa"/>
-      </w:tblCellMar>
-    </w:tblPr>
+  <w:style w:type="character" w:customStyle="1" w:styleId="Heading1Char">
+    <w:name w:val="Heading 1 Char"/>
+    <w:basedOn w:val="DefaultParagraphFont"/>
+    <w:link w:val="Heading1"/>
+    <w:uiPriority w:val="9"/>
+    <w:rsid w:val="00AB2225"/>
+    <w:rPr>
+      <w:rFonts w:asciiTheme="majorHAnsi" w:eastAsiaTheme="majorEastAsia" w:hAnsiTheme="majorHAnsi" w:cstheme="majorBidi"/>
+      <w:color w:val="0F4761" w:themeColor="accent1" w:themeShade="BF"/>
+      <w:sz w:val="40"/>
+      <w:szCs w:val="40"/>
+    </w:rPr>
+  </w:style>
+  <w:style w:type="character" w:customStyle="1" w:styleId="Heading2Char">
+    <w:name w:val="Heading 2 Char"/>
+    <w:basedOn w:val="DefaultParagraphFont"/>
+    <w:link w:val="Heading2"/>
+    <w:uiPriority w:val="9"/>
+    <w:semiHidden/>
+    <w:rsid w:val="00AB2225"/>
+    <w:rPr>
+      <w:rFonts w:asciiTheme="majorHAnsi" w:eastAsiaTheme="majorEastAsia" w:hAnsiTheme="majorHAnsi" w:cstheme="majorBidi"/>
+      <w:color w:val="0F4761" w:themeColor="accent1" w:themeShade="BF"/>
+      <w:sz w:val="32"/>
+      <w:szCs w:val="32"/>
+    </w:rPr>
+  </w:style>
+  <w:style w:type="character" w:customStyle="1" w:styleId="Heading3Char">
+    <w:name w:val="Heading 3 Char"/>
+    <w:basedOn w:val="DefaultParagraphFont"/>
+    <w:link w:val="Heading3"/>
+    <w:uiPriority w:val="9"/>
+    <w:semiHidden/>
+    <w:rsid w:val="00AB2225"/>
+    <w:rPr>
+      <w:rFonts w:eastAsiaTheme="majorEastAsia" w:cstheme="majorBidi"/>
+      <w:color w:val="0F4761" w:themeColor="accent1" w:themeShade="BF"/>
+      <w:sz w:val="28"/>
+      <w:szCs w:val="28"/>
+    </w:rPr>
+  </w:style>
+  <w:style w:type="character" w:customStyle="1" w:styleId="Heading4Char">
+    <w:name w:val="Heading 4 Char"/>
+    <w:basedOn w:val="DefaultParagraphFont"/>
+    <w:link w:val="Heading4"/>
+    <w:uiPriority w:val="9"/>
+    <w:semiHidden/>
+    <w:rsid w:val="00AB2225"/>
+    <w:rPr>
+      <w:rFonts w:eastAsiaTheme="majorEastAsia" w:cstheme="majorBidi"/>
+      <w:i/>
+      <w:iCs/>
+      <w:color w:val="0F4761" w:themeColor="accent1" w:themeShade="BF"/>
+    </w:rPr>
+  </w:style>
+  <w:style w:type="character" w:customStyle="1" w:styleId="Heading5Char">
+    <w:name w:val="Heading 5 Char"/>
+    <w:basedOn w:val="DefaultParagraphFont"/>
+    <w:link w:val="Heading5"/>
+    <w:uiPriority w:val="9"/>
+    <w:semiHidden/>
+    <w:rsid w:val="00AB2225"/>
+    <w:rPr>
+      <w:rFonts w:eastAsiaTheme="majorEastAsia" w:cstheme="majorBidi"/>
+      <w:color w:val="0F4761" w:themeColor="accent1" w:themeShade="BF"/>
+    </w:rPr>
+  </w:style>
+  <w:style w:type="character" w:customStyle="1" w:styleId="Heading6Char">
+    <w:name w:val="Heading 6 Char"/>
+    <w:basedOn w:val="DefaultParagraphFont"/>
+    <w:link w:val="Heading6"/>
+    <w:uiPriority w:val="9"/>
+    <w:semiHidden/>
+    <w:rsid w:val="00AB2225"/>
+    <w:rPr>
+      <w:rFonts w:eastAsiaTheme="majorEastAsia" w:cstheme="majorBidi"/>
+      <w:i/>
+      <w:iCs/>
+      <w:color w:val="595959" w:themeColor="text1" w:themeTint="A6"/>
+    </w:rPr>
+  </w:style>
+  <w:style w:type="character" w:customStyle="1" w:styleId="Heading7Char">
+    <w:name w:val="Heading 7 Char"/>
+    <w:basedOn w:val="DefaultParagraphFont"/>
+    <w:link w:val="Heading7"/>
+    <w:uiPriority w:val="9"/>
+    <w:semiHidden/>
+    <w:rsid w:val="00AB2225"/>
+    <w:rPr>
+      <w:rFonts w:eastAsiaTheme="majorEastAsia" w:cstheme="majorBidi"/>
+      <w:color w:val="595959" w:themeColor="text1" w:themeTint="A6"/>
+    </w:rPr>
+  </w:style>
+  <w:style w:type="character" w:customStyle="1" w:styleId="Heading8Char">
+    <w:name w:val="Heading 8 Char"/>
+    <w:basedOn w:val="DefaultParagraphFont"/>
+    <w:link w:val="Heading8"/>
+    <w:uiPriority w:val="9"/>
+    <w:semiHidden/>
+    <w:rsid w:val="00AB2225"/>
+    <w:rPr>
+      <w:rFonts w:eastAsiaTheme="majorEastAsia" w:cstheme="majorBidi"/>
+      <w:i/>
+      <w:iCs/>
+      <w:color w:val="272727" w:themeColor="text1" w:themeTint="D8"/>
+    </w:rPr>
+  </w:style>
+  <w:style w:type="character" w:customStyle="1" w:styleId="Heading9Char">
+    <w:name w:val="Heading 9 Char"/>
+    <w:basedOn w:val="DefaultParagraphFont"/>
+    <w:link w:val="Heading9"/>
+    <w:uiPriority w:val="9"/>
+    <w:semiHidden/>
+    <w:rsid w:val="00AB2225"/>
+    <w:rPr>
+      <w:rFonts w:eastAsiaTheme="majorEastAsia" w:cstheme="majorBidi"/>
+      <w:color w:val="272727" w:themeColor="text1" w:themeTint="D8"/>
+    </w:rPr>
   </w:style>
   <w:style w:type="paragraph" w:styleId="Title">
     <w:name w:val="Title"/>
     <w:basedOn w:val="Normal"/>
     <w:next w:val="Normal"/>
+    <w:link w:val="TitleChar"/>
     <w:uiPriority w:val="10"/>
     <w:qFormat/>
+    <w:rsid w:val="00AB2225"/>
     <w:pPr>
-      <w:keepNext/>
-      <w:keepLines/>
-      <w:spacing w:after="60"/>
+      <w:spacing w:after="80" w:line="240" w:lineRule="auto"/>
+      <w:contextualSpacing/>
     </w:pPr>
     <w:rPr>
-      <w:sz w:val="52"/>
-      <w:szCs w:val="52"/>
+      <w:rFonts w:asciiTheme="majorHAnsi" w:eastAsiaTheme="majorEastAsia" w:hAnsiTheme="majorHAnsi" w:cstheme="majorBidi"/>
+      <w:spacing w:val="-10"/>
+      <w:kern w:val="28"/>
+      <w:sz w:val="56"/>
+      <w:szCs w:val="56"/>
+    </w:rPr>
+  </w:style>
+  <w:style w:type="character" w:customStyle="1" w:styleId="TitleChar">
+    <w:name w:val="Title Char"/>
+    <w:basedOn w:val="DefaultParagraphFont"/>
+    <w:link w:val="Title"/>
+    <w:uiPriority w:val="10"/>
+    <w:rsid w:val="00AB2225"/>
+    <w:rPr>
+      <w:rFonts w:asciiTheme="majorHAnsi" w:eastAsiaTheme="majorEastAsia" w:hAnsiTheme="majorHAnsi" w:cstheme="majorBidi"/>
+      <w:spacing w:val="-10"/>
+      <w:kern w:val="28"/>
+      <w:sz w:val="56"/>
+      <w:szCs w:val="56"/>
     </w:rPr>
   </w:style>
   <w:style w:type="paragraph" w:styleId="Subtitle">
     <w:name w:val="Subtitle"/>
     <w:basedOn w:val="Normal"/>
     <w:next w:val="Normal"/>
+    <w:link w:val="SubtitleChar"/>
     <w:uiPriority w:val="11"/>
     <w:qFormat/>
+    <w:rsid w:val="00AB2225"/>
     <w:pPr>
-      <w:keepNext/>
-      <w:keepLines/>
-      <w:spacing w:after="320"/>
+      <w:numPr>
+        <w:ilvl w:val="1"/>
+      </w:numPr>
     </w:pPr>
     <w:rPr>
-      <w:color w:val="666666"/>
-      <w:sz w:val="30"/>
-      <w:szCs w:val="30"/>
+      <w:rFonts w:eastAsiaTheme="majorEastAsia" w:cstheme="majorBidi"/>
+      <w:color w:val="595959" w:themeColor="text1" w:themeTint="A6"/>
+      <w:spacing w:val="15"/>
+      <w:sz w:val="28"/>
+      <w:szCs w:val="28"/>
+    </w:rPr>
+  </w:style>
+  <w:style w:type="character" w:customStyle="1" w:styleId="SubtitleChar">
+    <w:name w:val="Subtitle Char"/>
+    <w:basedOn w:val="DefaultParagraphFont"/>
+    <w:link w:val="Subtitle"/>
+    <w:uiPriority w:val="11"/>
+    <w:rsid w:val="00AB2225"/>
+    <w:rPr>
+      <w:rFonts w:eastAsiaTheme="majorEastAsia" w:cstheme="majorBidi"/>
+      <w:color w:val="595959" w:themeColor="text1" w:themeTint="A6"/>
+      <w:spacing w:val="15"/>
+      <w:sz w:val="28"/>
+      <w:szCs w:val="28"/>
+    </w:rPr>
+  </w:style>
+  <w:style w:type="paragraph" w:styleId="Quote">
+    <w:name w:val="Quote"/>
+    <w:basedOn w:val="Normal"/>
+    <w:next w:val="Normal"/>
+    <w:link w:val="QuoteChar"/>
+    <w:uiPriority w:val="29"/>
+    <w:qFormat/>
+    <w:rsid w:val="00AB2225"/>
+    <w:pPr>
+      <w:spacing w:before="160"/>
+      <w:jc w:val="center"/>
+    </w:pPr>
+    <w:rPr>
+      <w:i/>
+      <w:iCs/>
+      <w:color w:val="404040" w:themeColor="text1" w:themeTint="BF"/>
+    </w:rPr>
+  </w:style>
+  <w:style w:type="character" w:customStyle="1" w:styleId="QuoteChar">
+    <w:name w:val="Quote Char"/>
+    <w:basedOn w:val="DefaultParagraphFont"/>
+    <w:link w:val="Quote"/>
+    <w:uiPriority w:val="29"/>
+    <w:rsid w:val="00AB2225"/>
+    <w:rPr>
+      <w:i/>
+      <w:iCs/>
+      <w:color w:val="404040" w:themeColor="text1" w:themeTint="BF"/>
+    </w:rPr>
+  </w:style>
+  <w:style w:type="paragraph" w:styleId="ListParagraph">
+    <w:name w:val="List Paragraph"/>
+    <w:basedOn w:val="Normal"/>
+    <w:uiPriority w:val="34"/>
+    <w:qFormat/>
+    <w:rsid w:val="00AB2225"/>
+    <w:pPr>
+      <w:ind w:left="720"/>
+      <w:contextualSpacing/>
+    </w:pPr>
+  </w:style>
+  <w:style w:type="character" w:styleId="IntenseEmphasis">
+    <w:name w:val="Intense Emphasis"/>
+    <w:basedOn w:val="DefaultParagraphFont"/>
+    <w:uiPriority w:val="21"/>
+    <w:qFormat/>
+    <w:rsid w:val="00AB2225"/>
+    <w:rPr>
+      <w:i/>
+      <w:iCs/>
+      <w:color w:val="0F4761" w:themeColor="accent1" w:themeShade="BF"/>
+    </w:rPr>
+  </w:style>
+  <w:style w:type="paragraph" w:styleId="IntenseQuote">
+    <w:name w:val="Intense Quote"/>
+    <w:basedOn w:val="Normal"/>
+    <w:next w:val="Normal"/>
+    <w:link w:val="IntenseQuoteChar"/>
+    <w:uiPriority w:val="30"/>
+    <w:qFormat/>
+    <w:rsid w:val="00AB2225"/>
+    <w:pPr>
+      <w:pBdr>
+        <w:top w:val="single" w:sz="4" w:space="10" w:color="0F4761" w:themeColor="accent1" w:themeShade="BF"/>
+        <w:bottom w:val="single" w:sz="4" w:space="10" w:color="0F4761" w:themeColor="accent1" w:themeShade="BF"/>
+      </w:pBdr>
+      <w:spacing w:before="360" w:after="360"/>
+      <w:ind w:left="864" w:right="864"/>
+      <w:jc w:val="center"/>
+    </w:pPr>
+    <w:rPr>
+      <w:i/>
+      <w:iCs/>
+      <w:color w:val="0F4761" w:themeColor="accent1" w:themeShade="BF"/>
+    </w:rPr>
+  </w:style>
+  <w:style w:type="character" w:customStyle="1" w:styleId="IntenseQuoteChar">
+    <w:name w:val="Intense Quote Char"/>
+    <w:basedOn w:val="DefaultParagraphFont"/>
+    <w:link w:val="IntenseQuote"/>
+    <w:uiPriority w:val="30"/>
+    <w:rsid w:val="00AB2225"/>
+    <w:rPr>
+      <w:i/>
+      <w:iCs/>
+      <w:color w:val="0F4761" w:themeColor="accent1" w:themeShade="BF"/>
+    </w:rPr>
+  </w:style>
+  <w:style w:type="character" w:styleId="IntenseReference">
+    <w:name w:val="Intense Reference"/>
+    <w:basedOn w:val="DefaultParagraphFont"/>
+    <w:uiPriority w:val="32"/>
+    <w:qFormat/>
+    <w:rsid w:val="00AB2225"/>
+    <w:rPr>
+      <w:b/>
+      <w:bCs/>
+      <w:smallCaps/>
+      <w:color w:val="0F4761" w:themeColor="accent1" w:themeShade="BF"/>
+      <w:spacing w:val="5"/>
     </w:rPr>
   </w:style>
   <w:style w:type="paragraph" w:styleId="NormalWeb">
@@ -3687,7 +4696,7 @@
     <w:basedOn w:val="Normal"/>
     <w:uiPriority w:val="99"/>
     <w:unhideWhenUsed/>
-    <w:rsid w:val="00D13215"/>
+    <w:rsid w:val="00AB2225"/>
     <w:pPr>
       <w:spacing w:before="100" w:beforeAutospacing="1" w:after="100" w:afterAutospacing="1" w:line="240" w:lineRule="auto"/>
     </w:pPr>
@@ -3698,35 +4707,13 @@
       <w:lang w:val="en-US"/>
     </w:rPr>
   </w:style>
-  <w:style w:type="paragraph" w:styleId="Header">
-    <w:name w:val="header"/>
-    <w:basedOn w:val="Normal"/>
-    <w:link w:val="HeaderChar"/>
-    <w:uiPriority w:val="99"/>
-    <w:unhideWhenUsed/>
-    <w:rsid w:val="00D13215"/>
-    <w:pPr>
-      <w:tabs>
-        <w:tab w:val="center" w:pos="4680"/>
-        <w:tab w:val="right" w:pos="9360"/>
-      </w:tabs>
-      <w:spacing w:line="240" w:lineRule="auto"/>
-    </w:pPr>
-  </w:style>
-  <w:style w:type="character" w:customStyle="1" w:styleId="HeaderChar">
-    <w:name w:val="Header Char"/>
-    <w:basedOn w:val="DefaultParagraphFont"/>
-    <w:link w:val="Header"/>
-    <w:uiPriority w:val="99"/>
-    <w:rsid w:val="00D13215"/>
-  </w:style>
   <w:style w:type="paragraph" w:styleId="Footer">
     <w:name w:val="footer"/>
     <w:basedOn w:val="Normal"/>
     <w:link w:val="FooterChar"/>
     <w:uiPriority w:val="99"/>
     <w:unhideWhenUsed/>
-    <w:rsid w:val="00D13215"/>
+    <w:rsid w:val="00AB2225"/>
     <w:pPr>
       <w:tabs>
         <w:tab w:val="center" w:pos="4680"/>
@@ -3740,7 +4727,15 @@
     <w:basedOn w:val="DefaultParagraphFont"/>
     <w:link w:val="Footer"/>
     <w:uiPriority w:val="99"/>
-    <w:rsid w:val="00D13215"/>
+    <w:rsid w:val="00AB2225"/>
+    <w:rPr>
+      <w:rFonts w:ascii="Arial" w:eastAsia="Arial" w:hAnsi="Arial" w:cs="Arial"/>
+      <w:kern w:val="0"/>
+      <w:sz w:val="22"/>
+      <w:szCs w:val="22"/>
+      <w:lang w:val="en"/>
+      <w14:ligatures w14:val="none"/>
+    </w:rPr>
   </w:style>
   <w:style w:type="character" w:styleId="PageNumber">
     <w:name w:val="page number"/>
@@ -3748,7 +4743,17 @@
     <w:uiPriority w:val="99"/>
     <w:semiHidden/>
     <w:unhideWhenUsed/>
-    <w:rsid w:val="0012179C"/>
+    <w:rsid w:val="00AB2225"/>
+  </w:style>
+  <w:style w:type="numbering" w:customStyle="1" w:styleId="CurrentList1">
+    <w:name w:val="Current List1"/>
+    <w:uiPriority w:val="99"/>
+    <w:rsid w:val="00AB2225"/>
+    <w:pPr>
+      <w:numPr>
+        <w:numId w:val="3"/>
+      </w:numPr>
+    </w:pPr>
   </w:style>
 </w:styles>
 </file>
@@ -3764,44 +4769,44 @@
         <a:sysClr val="window" lastClr="FFFFFF"/>
       </a:lt1>
       <a:dk2>
-        <a:srgbClr val="1F497D"/>
+        <a:srgbClr val="0E2841"/>
       </a:dk2>
       <a:lt2>
-        <a:srgbClr val="EEECE1"/>
+        <a:srgbClr val="E8E8E8"/>
       </a:lt2>
       <a:accent1>
-        <a:srgbClr val="4F81BD"/>
+        <a:srgbClr val="156082"/>
       </a:accent1>
       <a:accent2>
-        <a:srgbClr val="C0504D"/>
+        <a:srgbClr val="E97132"/>
       </a:accent2>
       <a:accent3>
-        <a:srgbClr val="9BBB59"/>
+        <a:srgbClr val="196B24"/>
       </a:accent3>
       <a:accent4>
-        <a:srgbClr val="8064A2"/>
+        <a:srgbClr val="0F9ED5"/>
       </a:accent4>
       <a:accent5>
-        <a:srgbClr val="4BACC6"/>
+        <a:srgbClr val="A02B93"/>
       </a:accent5>
       <a:accent6>
-        <a:srgbClr val="F79646"/>
+        <a:srgbClr val="4EA72E"/>
       </a:accent6>
       <a:hlink>
-        <a:srgbClr val="0000FF"/>
+        <a:srgbClr val="467886"/>
       </a:hlink>
       <a:folHlink>
-        <a:srgbClr val="800080"/>
+        <a:srgbClr val="96607D"/>
       </a:folHlink>
     </a:clrScheme>
     <a:fontScheme name="Office">
       <a:majorFont>
-        <a:latin typeface="Calibri"/>
+        <a:latin typeface="Aptos Display" panose="02110004020202020204"/>
         <a:ea typeface=""/>
         <a:cs typeface=""/>
-        <a:font script="Jpan" typeface="ＭＳ ゴシック"/>
+        <a:font script="Jpan" typeface="游ゴシック Light"/>
         <a:font script="Hang" typeface="맑은 고딕"/>
-        <a:font script="Hans" typeface="宋体"/>
+        <a:font script="Hans" typeface="等线 Light"/>
         <a:font script="Hant" typeface="新細明體"/>
         <a:font script="Arab" typeface="Times New Roman"/>
         <a:font script="Hebr" typeface="Times New Roman"/>
@@ -3829,14 +4834,31 @@
         <a:font script="Viet" typeface="Times New Roman"/>
         <a:font script="Uigh" typeface="Microsoft Uighur"/>
         <a:font script="Geor" typeface="Sylfaen"/>
+        <a:font script="Armn" typeface="Arial"/>
+        <a:font script="Bugi" typeface="Leelawadee UI"/>
+        <a:font script="Bopo" typeface="Microsoft JhengHei"/>
+        <a:font script="Java" typeface="Javanese Text"/>
+        <a:font script="Lisu" typeface="Segoe UI"/>
+        <a:font script="Mymr" typeface="Myanmar Text"/>
+        <a:font script="Nkoo" typeface="Ebrima"/>
+        <a:font script="Olck" typeface="Nirmala UI"/>
+        <a:font script="Osma" typeface="Ebrima"/>
+        <a:font script="Phag" typeface="Phagspa"/>
+        <a:font script="Syrn" typeface="Estrangelo Edessa"/>
+        <a:font script="Syrj" typeface="Estrangelo Edessa"/>
+        <a:font script="Syre" typeface="Estrangelo Edessa"/>
+        <a:font script="Sora" typeface="Nirmala UI"/>
+        <a:font script="Tale" typeface="Microsoft Tai Le"/>
+        <a:font script="Talu" typeface="Microsoft New Tai Lue"/>
+        <a:font script="Tfng" typeface="Ebrima"/>
       </a:majorFont>
       <a:minorFont>
-        <a:latin typeface="Cambria"/>
+        <a:latin typeface="Aptos" panose="02110004020202020204"/>
         <a:ea typeface=""/>
         <a:cs typeface=""/>
-        <a:font script="Jpan" typeface="ＭＳ 明朝"/>
+        <a:font script="Jpan" typeface="游明朝"/>
         <a:font script="Hang" typeface="맑은 고딕"/>
-        <a:font script="Hans" typeface="宋体"/>
+        <a:font script="Hans" typeface="等线"/>
         <a:font script="Hant" typeface="新細明體"/>
         <a:font script="Arab" typeface="Arial"/>
         <a:font script="Hebr" typeface="Arial"/>
@@ -3864,6 +4886,23 @@
         <a:font script="Viet" typeface="Arial"/>
         <a:font script="Uigh" typeface="Microsoft Uighur"/>
         <a:font script="Geor" typeface="Sylfaen"/>
+        <a:font script="Armn" typeface="Arial"/>
+        <a:font script="Bugi" typeface="Leelawadee UI"/>
+        <a:font script="Bopo" typeface="Microsoft JhengHei"/>
+        <a:font script="Java" typeface="Javanese Text"/>
+        <a:font script="Lisu" typeface="Segoe UI"/>
+        <a:font script="Mymr" typeface="Myanmar Text"/>
+        <a:font script="Nkoo" typeface="Ebrima"/>
+        <a:font script="Olck" typeface="Nirmala UI"/>
+        <a:font script="Osma" typeface="Ebrima"/>
+        <a:font script="Phag" typeface="Phagspa"/>
+        <a:font script="Syrn" typeface="Estrangelo Edessa"/>
+        <a:font script="Syrj" typeface="Estrangelo Edessa"/>
+        <a:font script="Syre" typeface="Estrangelo Edessa"/>
+        <a:font script="Sora" typeface="Nirmala UI"/>
+        <a:font script="Tale" typeface="Microsoft Tai Le"/>
+        <a:font script="Talu" typeface="Microsoft New Tai Lue"/>
+        <a:font script="Tfng" typeface="Ebrima"/>
       </a:minorFont>
     </a:fontScheme>
     <a:fmtScheme name="Office">
@@ -3875,180 +4914,136 @@
           <a:gsLst>
             <a:gs pos="0">
               <a:schemeClr val="phClr">
-                <a:tint val="50000"/>
-                <a:satMod val="300000"/>
+                <a:lumMod val="110000"/>
+                <a:satMod val="105000"/>
+                <a:tint val="67000"/>
               </a:schemeClr>
             </a:gs>
-            <a:gs pos="35000">
+            <a:gs pos="50000">
               <a:schemeClr val="phClr">
-                <a:tint val="37000"/>
-                <a:satMod val="300000"/>
+                <a:lumMod val="105000"/>
+                <a:satMod val="103000"/>
+                <a:tint val="73000"/>
               </a:schemeClr>
             </a:gs>
             <a:gs pos="100000">
               <a:schemeClr val="phClr">
-                <a:tint val="15000"/>
-                <a:satMod val="350000"/>
+                <a:lumMod val="105000"/>
+                <a:satMod val="109000"/>
+                <a:tint val="81000"/>
               </a:schemeClr>
             </a:gs>
           </a:gsLst>
-          <a:lin ang="16200000" scaled="1"/>
+          <a:lin ang="5400000" scaled="0"/>
         </a:gradFill>
         <a:gradFill rotWithShape="1">
           <a:gsLst>
             <a:gs pos="0">
               <a:schemeClr val="phClr">
-                <a:tint val="100000"/>
+                <a:satMod val="103000"/>
+                <a:lumMod val="102000"/>
+                <a:tint val="94000"/>
+              </a:schemeClr>
+            </a:gs>
+            <a:gs pos="50000">
+              <a:schemeClr val="phClr">
+                <a:satMod val="110000"/>
+                <a:lumMod val="100000"/>
                 <a:shade val="100000"/>
-                <a:satMod val="130000"/>
               </a:schemeClr>
             </a:gs>
             <a:gs pos="100000">
               <a:schemeClr val="phClr">
-                <a:tint val="50000"/>
-                <a:shade val="100000"/>
-                <a:satMod val="350000"/>
+                <a:lumMod val="99000"/>
+                <a:satMod val="120000"/>
+                <a:shade val="78000"/>
               </a:schemeClr>
             </a:gs>
           </a:gsLst>
-          <a:lin ang="16200000" scaled="0"/>
+          <a:lin ang="5400000" scaled="0"/>
         </a:gradFill>
       </a:fillStyleLst>
       <a:lnStyleLst>
-        <a:ln w="9525" cap="flat" cmpd="sng" algn="ctr">
+        <a:ln w="12700" cap="flat" cmpd="sng" algn="ctr">
           <a:solidFill>
-            <a:schemeClr val="phClr">
-              <a:shade val="95000"/>
-              <a:satMod val="105000"/>
-            </a:schemeClr>
+            <a:schemeClr val="phClr"/>
           </a:solidFill>
           <a:prstDash val="solid"/>
+          <a:miter lim="800000"/>
+        </a:ln>
+        <a:ln w="19050" cap="flat" cmpd="sng" algn="ctr">
+          <a:solidFill>
+            <a:schemeClr val="phClr"/>
+          </a:solidFill>
+          <a:prstDash val="solid"/>
+          <a:miter lim="800000"/>
         </a:ln>
         <a:ln w="25400" cap="flat" cmpd="sng" algn="ctr">
           <a:solidFill>
             <a:schemeClr val="phClr"/>
           </a:solidFill>
           <a:prstDash val="solid"/>
-        </a:ln>
-        <a:ln w="38100" cap="flat" cmpd="sng" algn="ctr">
-          <a:solidFill>
-            <a:schemeClr val="phClr"/>
-          </a:solidFill>
-          <a:prstDash val="solid"/>
+          <a:miter lim="800000"/>
         </a:ln>
       </a:lnStyleLst>
       <a:effectStyleLst>
         <a:effectStyle>
+          <a:effectLst/>
+        </a:effectStyle>
+        <a:effectStyle>
+          <a:effectLst/>
+        </a:effectStyle>
+        <a:effectStyle>
           <a:effectLst>
-            <a:outerShdw blurRad="40000" dist="20000" dir="5400000" rotWithShape="0">
+            <a:outerShdw blurRad="57150" dist="19050" dir="5400000" algn="ctr" rotWithShape="0">
               <a:srgbClr val="000000">
-                <a:alpha val="38000"/>
+                <a:alpha val="63000"/>
               </a:srgbClr>
             </a:outerShdw>
           </a:effectLst>
-        </a:effectStyle>
-        <a:effectStyle>
-          <a:effectLst>
-            <a:outerShdw blurRad="40000" dist="23000" dir="5400000" rotWithShape="0">
-              <a:srgbClr val="000000">
-                <a:alpha val="35000"/>
-              </a:srgbClr>
-            </a:outerShdw>
-          </a:effectLst>
-        </a:effectStyle>
-        <a:effectStyle>
-          <a:effectLst>
-            <a:outerShdw blurRad="40000" dist="23000" dir="5400000" rotWithShape="0">
-              <a:srgbClr val="000000">
-                <a:alpha val="35000"/>
-              </a:srgbClr>
-            </a:outerShdw>
-          </a:effectLst>
-          <a:scene3d>
-            <a:camera prst="orthographicFront">
-              <a:rot lat="0" lon="0" rev="0"/>
-            </a:camera>
-            <a:lightRig rig="threePt" dir="t">
-              <a:rot lat="0" lon="0" rev="1200000"/>
-            </a:lightRig>
-          </a:scene3d>
-          <a:sp3d>
-            <a:bevelT w="63500" h="25400"/>
-          </a:sp3d>
         </a:effectStyle>
       </a:effectStyleLst>
       <a:bgFillStyleLst>
         <a:solidFill>
           <a:schemeClr val="phClr"/>
         </a:solidFill>
+        <a:solidFill>
+          <a:schemeClr val="phClr">
+            <a:tint val="95000"/>
+            <a:satMod val="170000"/>
+          </a:schemeClr>
+        </a:solidFill>
         <a:gradFill rotWithShape="1">
           <a:gsLst>
             <a:gs pos="0">
               <a:schemeClr val="phClr">
-                <a:tint val="40000"/>
-                <a:satMod val="350000"/>
+                <a:tint val="93000"/>
+                <a:satMod val="150000"/>
+                <a:shade val="98000"/>
+                <a:lumMod val="102000"/>
               </a:schemeClr>
             </a:gs>
-            <a:gs pos="40000">
+            <a:gs pos="50000">
               <a:schemeClr val="phClr">
-                <a:tint val="45000"/>
-                <a:shade val="99000"/>
-                <a:satMod val="350000"/>
+                <a:tint val="98000"/>
+                <a:satMod val="130000"/>
+                <a:shade val="90000"/>
+                <a:lumMod val="103000"/>
               </a:schemeClr>
             </a:gs>
             <a:gs pos="100000">
               <a:schemeClr val="phClr">
-                <a:shade val="20000"/>
-                <a:satMod val="255000"/>
+                <a:shade val="63000"/>
+                <a:satMod val="120000"/>
               </a:schemeClr>
             </a:gs>
           </a:gsLst>
-          <a:path path="circle">
-            <a:fillToRect l="50000" t="-80000" r="50000" b="180000"/>
-          </a:path>
-        </a:gradFill>
-        <a:gradFill rotWithShape="1">
-          <a:gsLst>
-            <a:gs pos="0">
-              <a:schemeClr val="phClr">
-                <a:tint val="80000"/>
-                <a:satMod val="300000"/>
-              </a:schemeClr>
-            </a:gs>
-            <a:gs pos="100000">
-              <a:schemeClr val="phClr">
-                <a:shade val="30000"/>
-                <a:satMod val="200000"/>
-              </a:schemeClr>
-            </a:gs>
-          </a:gsLst>
-          <a:path path="circle">
-            <a:fillToRect l="50000" t="50000" r="50000" b="50000"/>
-          </a:path>
+          <a:lin ang="5400000" scaled="0"/>
         </a:gradFill>
       </a:bgFillStyleLst>
     </a:fmtScheme>
   </a:themeElements>
   <a:objectDefaults>
-    <a:spDef>
-      <a:spPr/>
-      <a:bodyPr/>
-      <a:lstStyle/>
-      <a:style>
-        <a:lnRef idx="1">
-          <a:schemeClr val="accent1"/>
-        </a:lnRef>
-        <a:fillRef idx="3">
-          <a:schemeClr val="accent1"/>
-        </a:fillRef>
-        <a:effectRef idx="2">
-          <a:schemeClr val="accent1"/>
-        </a:effectRef>
-        <a:fontRef idx="minor">
-          <a:schemeClr val="lt1"/>
-        </a:fontRef>
-      </a:style>
-    </a:spDef>
     <a:lnDef>
       <a:spPr/>
       <a:bodyPr/>
@@ -4070,6 +5065,11 @@
     </a:lnDef>
   </a:objectDefaults>
   <a:extraClrSchemeLst/>
+  <a:extLst>
+    <a:ext uri="{05A4C25C-085E-4340-85A3-A5531E510DB2}">
+      <thm15:themeFamily xmlns:thm15="http://schemas.microsoft.com/office/thememl/2012/main" name="Office Theme" id="{2E142A2C-CD16-42D6-873A-C26D2A0506FA}" vid="{1BDDFF52-6CD6-40A5-AB3C-68EB2F1E4D0A}"/>
+    </a:ext>
+  </a:extLst>
 </a:theme>
 </file>
 
@@ -4078,7 +5078,7 @@
 </file>
 
 <file path=customXml/itemProps1.xml><?xml version="1.0" encoding="utf-8"?>
-<ds:datastoreItem xmlns:ds="http://schemas.openxmlformats.org/officeDocument/2006/customXml" ds:itemID="{9F8E524E-93CF-744C-A6A3-2147B4467CE4}">
+<ds:datastoreItem xmlns:ds="http://schemas.openxmlformats.org/officeDocument/2006/customXml" ds:itemID="{DD449495-5E46-8F4B-8B77-F5FECC382E1D}">
   <ds:schemaRefs>
     <ds:schemaRef ds:uri="http://schemas.openxmlformats.org/officeDocument/2006/bibliography"/>
   </ds:schemaRefs>
